--- a/public/templates/ket-qua-thncd/M169. Bao cao de xuat phan cong giup do nguoi chap hanh xong hinh phat tu.docx
+++ b/public/templates/ket-qua-thncd/M169. Bao cao de xuat phan cong giup do nguoi chap hanh xong hinh phat tu.docx
@@ -1,20 +1,21 @@
 
 <file path=word/document.xml><?xml version="1.0" encoding="utf-8"?>
-<w:document xmlns:wpc="http://schemas.microsoft.com/office/word/2010/wordprocessingCanvas" xmlns:cx="http://schemas.microsoft.com/office/drawing/2014/chartex" xmlns:mc="http://schemas.openxmlformats.org/markup-compatibility/2006" xmlns:o="urn:schemas-microsoft-com:office:office" xmlns:r="http://schemas.openxmlformats.org/officeDocument/2006/relationships" xmlns:m="http://schemas.openxmlformats.org/officeDocument/2006/math" xmlns:v="urn:schemas-microsoft-com:vml" xmlns:wp14="http://schemas.microsoft.com/office/word/2010/wordprocessingDrawing" xmlns:wp="http://schemas.openxmlformats.org/drawingml/2006/wordprocessingDrawing" xmlns:w10="urn:schemas-microsoft-com:office:word" xmlns:w="http://schemas.openxmlformats.org/wordprocessingml/2006/main" xmlns:w14="http://schemas.microsoft.com/office/word/2010/wordml" xmlns:w15="http://schemas.microsoft.com/office/word/2012/wordml" xmlns:w16se="http://schemas.microsoft.com/office/word/2015/wordml/symex" xmlns:wpg="http://schemas.microsoft.com/office/word/2010/wordprocessingGroup" xmlns:wpi="http://schemas.microsoft.com/office/word/2010/wordprocessingInk" xmlns:wne="http://schemas.microsoft.com/office/word/2006/wordml" xmlns:wps="http://schemas.microsoft.com/office/word/2010/wordprocessingShape" mc:Ignorable="w14 w15 w16se wp14">
+<w:document xmlns:wpc="http://schemas.microsoft.com/office/word/2010/wordprocessingCanvas" xmlns:cx="http://schemas.microsoft.com/office/drawing/2014/chartex" xmlns:cx1="http://schemas.microsoft.com/office/drawing/2015/9/8/chartex" xmlns:cx2="http://schemas.microsoft.com/office/drawing/2015/10/21/chartex" xmlns:cx3="http://schemas.microsoft.com/office/drawing/2016/5/9/chartex" xmlns:cx4="http://schemas.microsoft.com/office/drawing/2016/5/10/chartex" xmlns:cx5="http://schemas.microsoft.com/office/drawing/2016/5/11/chartex" xmlns:cx6="http://schemas.microsoft.com/office/drawing/2016/5/12/chartex" xmlns:cx7="http://schemas.microsoft.com/office/drawing/2016/5/13/chartex" xmlns:cx8="http://schemas.microsoft.com/office/drawing/2016/5/14/chartex" xmlns:mc="http://schemas.openxmlformats.org/markup-compatibility/2006" xmlns:aink="http://schemas.microsoft.com/office/drawing/2016/ink" xmlns:am3d="http://schemas.microsoft.com/office/drawing/2017/model3d" xmlns:o="urn:schemas-microsoft-com:office:office" xmlns:oel="http://schemas.microsoft.com/office/2019/extlst" xmlns:r="http://schemas.openxmlformats.org/officeDocument/2006/relationships" xmlns:m="http://schemas.openxmlformats.org/officeDocument/2006/math" xmlns:v="urn:schemas-microsoft-com:vml" xmlns:wp14="http://schemas.microsoft.com/office/word/2010/wordprocessingDrawing" xmlns:wp="http://schemas.openxmlformats.org/drawingml/2006/wordprocessingDrawing" xmlns:w10="urn:schemas-microsoft-com:office:word" xmlns:w="http://schemas.openxmlformats.org/wordprocessingml/2006/main" xmlns:w14="http://schemas.microsoft.com/office/word/2010/wordml" xmlns:w15="http://schemas.microsoft.com/office/word/2012/wordml" xmlns:w16cex="http://schemas.microsoft.com/office/word/2018/wordml/cex" xmlns:w16cid="http://schemas.microsoft.com/office/word/2016/wordml/cid" xmlns:w16="http://schemas.microsoft.com/office/word/2018/wordml" xmlns:w16du="http://schemas.microsoft.com/office/word/2023/wordml/word16du" xmlns:w16sdtdh="http://schemas.microsoft.com/office/word/2020/wordml/sdtdatahash" xmlns:w16sdtfl="http://schemas.microsoft.com/office/word/2024/wordml/sdtformatlock" xmlns:w16se="http://schemas.microsoft.com/office/word/2015/wordml/symex" xmlns:wpg="http://schemas.microsoft.com/office/word/2010/wordprocessingGroup" xmlns:wpi="http://schemas.microsoft.com/office/word/2010/wordprocessingInk" xmlns:wne="http://schemas.microsoft.com/office/word/2006/wordml" xmlns:wps="http://schemas.microsoft.com/office/word/2010/wordprocessingShape" mc:Ignorable="w14 w15 w16se w16cid w16 w16cex w16sdtdh w16sdtfl w16du wp14">
   <w:body>
     <w:tbl>
       <w:tblPr>
-        <w:tblW w:w="9606" w:type="dxa"/>
+        <w:tblW w:w="10490" w:type="dxa"/>
+        <w:tblInd w:w="-459" w:type="dxa"/>
         <w:tblLook w:val="01E0" w:firstRow="1" w:lastRow="1" w:firstColumn="1" w:lastColumn="1" w:noHBand="0" w:noVBand="0"/>
       </w:tblPr>
       <w:tblGrid>
-        <w:gridCol w:w="3080"/>
-        <w:gridCol w:w="6526"/>
+        <w:gridCol w:w="4395"/>
+        <w:gridCol w:w="6095"/>
       </w:tblGrid>
       <w:tr>
         <w:tc>
           <w:tcPr>
-            <w:tcW w:w="3080" w:type="dxa"/>
+            <w:tcW w:w="4395" w:type="dxa"/>
           </w:tcPr>
           <w:p>
             <w:pPr>
@@ -24,35 +25,12 @@
                 <w:szCs w:val="24"/>
               </w:rPr>
             </w:pPr>
-            <w:bookmarkStart w:id="0" w:name="_GoBack"/>
-            <w:bookmarkEnd w:id="0"/>
             <w:r>
               <w:rPr>
                 <w:sz w:val="26"/>
                 <w:szCs w:val="24"/>
               </w:rPr>
               <w:t>CÔNG AN THÀNH PHỐ ĐỒNG NAI</w:t>
-            </w:r>
-            <w:r>
-              <w:rPr>
-                <w:sz w:val="26"/>
-                <w:szCs w:val="24"/>
-              </w:rPr>
-              <w:t xml:space="preserve"/>
-            </w:r>
-            <w:r>
-              <w:rPr>
-                <w:sz w:val="26"/>
-                <w:szCs w:val="24"/>
-              </w:rPr>
-              <w:t xml:space="preserve"/>
-            </w:r>
-            <w:r>
-              <w:rPr>
-                <w:sz w:val="26"/>
-                <w:szCs w:val="24"/>
-              </w:rPr>
-              <w:t xml:space="preserve"/>
             </w:r>
           </w:p>
           <w:p>
@@ -71,7 +49,16 @@
                 <w:sz w:val="26"/>
                 <w:szCs w:val="26"/>
               </w:rPr>
-              <w:t>CÔNG AN PHƯỜNG HÀNG GÒN</w:t>
+              <w:t xml:space="preserve">CÔNG AN PHƯỜNG HÀNG </w:t>
+            </w:r>
+            <w:proofErr w:type="gramStart"/>
+            <w:r>
+              <w:rPr>
+                <w:b/>
+                <w:sz w:val="26"/>
+                <w:szCs w:val="26"/>
+              </w:rPr>
+              <w:t>GÒN</w:t>
             </w:r>
             <w:r>
               <w:rPr>
@@ -80,7 +67,17 @@
                 <w:szCs w:val="26"/>
                 <w:vertAlign w:val="superscript"/>
               </w:rPr>
-              <w:t>(1)</w:t>
+              <w:t>(</w:t>
+            </w:r>
+            <w:proofErr w:type="gramEnd"/>
+            <w:r>
+              <w:rPr>
+                <w:b/>
+                <w:sz w:val="26"/>
+                <w:szCs w:val="26"/>
+                <w:vertAlign w:val="superscript"/>
+              </w:rPr>
+              <w:t>1)</w:t>
             </w:r>
           </w:p>
           <w:p>
@@ -98,67 +95,38 @@
                 <w:sz w:val="26"/>
                 <w:szCs w:val="26"/>
               </w:rPr>
-              <w:pict>
-                <v:line id="_x0000_s1048" style="position:absolute;left:0;text-align:left;z-index:251659776" from="40.25pt,1.95pt" to="92.6pt,1.95pt"/>
+              <w:pict w14:anchorId="494311EE">
+                <v:line id="_x0000_s1048" style="position:absolute;left:0;text-align:left;z-index:5" from="40.25pt,1.95pt" to="92.6pt,1.95pt"/>
               </w:pict>
             </w:r>
           </w:p>
           <w:p>
             <w:pPr>
               <w:jc w:val="center"/>
-              <w:rPr>
-                <w:sz w:val="16"/>
-              </w:rPr>
             </w:pPr>
             <w:r>
-              <w:rPr>
-                <w:sz w:val="26"/>
-              </w:rPr>
-              <w:t xml:space="preserve">Số: </w:t>
+              <w:t>Số: .............</w:t>
             </w:r>
             <w:r>
               <w:rPr>
-                <w:sz w:val="20"/>
-                <w:szCs w:val="20"/>
-              </w:rPr>
-              <w:t>.............</w:t>
-            </w:r>
-            <w:r>
-              <w:rPr>
-                <w:sz w:val="26"/>
                 <w:vertAlign w:val="superscript"/>
               </w:rPr>
               <w:t>(2)</w:t>
             </w:r>
             <w:r>
-              <w:rPr>
-                <w:sz w:val="26"/>
-              </w:rPr>
               <w:t>/BC</w:t>
             </w:r>
             <w:r>
-              <w:rPr>
-                <w:sz w:val="26"/>
-              </w:rPr>
               <w:t>-</w:t>
             </w:r>
             <w:r>
-              <w:rPr>
-                <w:sz w:val="26"/>
-              </w:rPr>
-              <w:t>ĐX</w:t>
-            </w:r>
-            <w:r>
-              <w:rPr>
-                <w:sz w:val="20"/>
-              </w:rPr>
-              <w:t xml:space="preserve"> </w:t>
+              <w:t xml:space="preserve">ĐX </w:t>
             </w:r>
           </w:p>
         </w:tc>
         <w:tc>
           <w:tcPr>
-            <w:tcW w:w="6526" w:type="dxa"/>
+            <w:tcW w:w="6095" w:type="dxa"/>
           </w:tcPr>
           <w:p>
             <w:pPr>
@@ -179,8 +147,8 @@
               </w:rPr>
               <w:t xml:space="preserve">CỘNG HÒA XÃ HỘI CHỦ NGHĨA VIỆT </w:t>
             </w:r>
-            <w:smartTag w:uri="urn:schemas-microsoft-com:office:smarttags" w:element="place">
-              <w:smartTag w:uri="urn:schemas-microsoft-com:office:smarttags" w:element="country-region">
+            <w:smartTag w:uri="urn:schemas-microsoft-com:office:smarttags" w:element="country-region">
+              <w:smartTag w:uri="urn:schemas-microsoft-com:office:smarttags" w:element="place">
                 <w:r>
                   <w:rPr>
                     <w:rFonts w:ascii="Times New Roman" w:hAnsi="Times New Roman"/>
@@ -201,7 +169,7 @@
                 <w:rFonts w:ascii="Times New Roman" w:hAnsi="Times New Roman"/>
                 <w:iCs/>
                 <w:color w:val="000000"/>
-                <w:sz w:val="26"/>
+                <w:sz w:val="28"/>
                 <w:szCs w:val="28"/>
               </w:rPr>
             </w:pPr>
@@ -210,7 +178,7 @@
                 <w:rFonts w:ascii="Times New Roman" w:hAnsi="Times New Roman"/>
                 <w:iCs/>
                 <w:color w:val="000000"/>
-                <w:sz w:val="26"/>
+                <w:sz w:val="28"/>
                 <w:szCs w:val="28"/>
               </w:rPr>
               <w:t>Độc lập - Tự do - Hạnh phúc</w:t>
@@ -234,8 +202,8 @@
                 <w:noProof/>
                 <w:sz w:val="18"/>
               </w:rPr>
-              <w:pict>
-                <v:line id="_x0000_s1046" style="position:absolute;z-index:251657728" from="84.6pt,1.6pt" to="231.6pt,1.6pt"/>
+              <w:pict w14:anchorId="2D13A922">
+                <v:line id="_x0000_s1046" style="position:absolute;z-index:3" from="63.2pt,1.6pt" to="231.6pt,1.6pt"/>
               </w:pict>
             </w:r>
           </w:p>
@@ -250,8 +218,8 @@
                 <w:i/>
                 <w:iCs/>
                 <w:color w:val="auto"/>
-                <w:sz w:val="26"/>
-                <w:szCs w:val="26"/>
+                <w:sz w:val="28"/>
+                <w:szCs w:val="28"/>
               </w:rPr>
             </w:pPr>
             <w:r>
@@ -260,9 +228,22 @@
                 <w:b w:val="0"/>
                 <w:i/>
                 <w:color w:val="auto"/>
-                <w:sz w:val="20"/>
+                <w:sz w:val="28"/>
+                <w:szCs w:val="28"/>
               </w:rPr>
-              <w:t>Hàng Gòn</w:t>
+              <w:t xml:space="preserve">Hàng </w:t>
+            </w:r>
+            <w:proofErr w:type="gramStart"/>
+            <w:r>
+              <w:rPr>
+                <w:rFonts w:ascii="Times New Roman" w:hAnsi="Times New Roman"/>
+                <w:b w:val="0"/>
+                <w:i/>
+                <w:color w:val="auto"/>
+                <w:sz w:val="28"/>
+                <w:szCs w:val="28"/>
+              </w:rPr>
+              <w:t>Gòn</w:t>
             </w:r>
             <w:r>
               <w:rPr>
@@ -270,17 +251,8 @@
                 <w:b w:val="0"/>
                 <w:i/>
                 <w:color w:val="auto"/>
-                <w:sz w:val="18"/>
-              </w:rPr>
-              <w:t xml:space="preserve"/>
-            </w:r>
-            <w:r>
-              <w:rPr>
-                <w:rFonts w:ascii="Times New Roman" w:hAnsi="Times New Roman"/>
-                <w:b w:val="0"/>
-                <w:i/>
-                <w:color w:val="auto"/>
-                <w:sz w:val="18"/>
+                <w:sz w:val="28"/>
+                <w:szCs w:val="28"/>
               </w:rPr>
               <w:t>,</w:t>
             </w:r>
@@ -290,9 +262,22 @@
                 <w:b w:val="0"/>
                 <w:i/>
                 <w:color w:val="auto"/>
-                <w:sz w:val="18"/>
+                <w:sz w:val="28"/>
+                <w:szCs w:val="28"/>
               </w:rPr>
-              <w:t xml:space="preserve">  </w:t>
+              <w:t xml:space="preserve">  ngày</w:t>
+            </w:r>
+            <w:proofErr w:type="gramEnd"/>
+            <w:r>
+              <w:rPr>
+                <w:rFonts w:ascii="Times New Roman" w:hAnsi="Times New Roman"/>
+                <w:b w:val="0"/>
+                <w:i/>
+                <w:color w:val="auto"/>
+                <w:sz w:val="28"/>
+                <w:szCs w:val="28"/>
+              </w:rPr>
+              <w:t xml:space="preserve"> ........tháng ........ năm 20.......</w:t>
             </w:r>
             <w:r>
               <w:rPr>
@@ -300,108 +285,8 @@
                 <w:b w:val="0"/>
                 <w:i/>
                 <w:color w:val="auto"/>
-                <w:sz w:val="26"/>
-                <w:szCs w:val="26"/>
-              </w:rPr>
-              <w:t>ngày</w:t>
-            </w:r>
-            <w:r>
-              <w:rPr>
-                <w:rFonts w:ascii="Times New Roman" w:hAnsi="Times New Roman"/>
-                <w:b w:val="0"/>
-                <w:i/>
-                <w:color w:val="auto"/>
-              </w:rPr>
-              <w:t xml:space="preserve"> </w:t>
-            </w:r>
-            <w:r>
-              <w:rPr>
-                <w:rFonts w:ascii="Times New Roman" w:hAnsi="Times New Roman"/>
-                <w:b w:val="0"/>
-                <w:i/>
-                <w:color w:val="auto"/>
-                <w:sz w:val="20"/>
-              </w:rPr>
-              <w:t>........</w:t>
-            </w:r>
-            <w:r>
-              <w:rPr>
-                <w:rFonts w:ascii="Times New Roman" w:hAnsi="Times New Roman"/>
-                <w:b w:val="0"/>
-                <w:i/>
-                <w:color w:val="auto"/>
-                <w:sz w:val="26"/>
-                <w:szCs w:val="26"/>
-              </w:rPr>
-              <w:t>tháng</w:t>
-            </w:r>
-            <w:r>
-              <w:rPr>
-                <w:rFonts w:ascii="Times New Roman" w:hAnsi="Times New Roman"/>
-                <w:b w:val="0"/>
-                <w:i/>
-                <w:color w:val="auto"/>
-              </w:rPr>
-              <w:t xml:space="preserve"> </w:t>
-            </w:r>
-            <w:r>
-              <w:rPr>
-                <w:rFonts w:ascii="Times New Roman" w:hAnsi="Times New Roman"/>
-                <w:b w:val="0"/>
-                <w:i/>
-                <w:color w:val="auto"/>
-                <w:sz w:val="20"/>
-              </w:rPr>
-              <w:t>........</w:t>
-            </w:r>
-            <w:r>
-              <w:rPr>
-                <w:rFonts w:ascii="Times New Roman" w:hAnsi="Times New Roman"/>
-                <w:b w:val="0"/>
-                <w:i/>
-                <w:color w:val="auto"/>
-              </w:rPr>
-              <w:t xml:space="preserve"> </w:t>
-            </w:r>
-            <w:r>
-              <w:rPr>
-                <w:rFonts w:ascii="Times New Roman" w:hAnsi="Times New Roman"/>
-                <w:b w:val="0"/>
-                <w:i/>
-                <w:color w:val="auto"/>
-                <w:sz w:val="26"/>
-                <w:szCs w:val="26"/>
-              </w:rPr>
-              <w:t>năm 20</w:t>
-            </w:r>
-            <w:r>
-              <w:rPr>
-                <w:rFonts w:ascii="Times New Roman" w:hAnsi="Times New Roman"/>
-                <w:b w:val="0"/>
-                <w:i/>
-                <w:color w:val="auto"/>
-                <w:sz w:val="20"/>
-              </w:rPr>
-              <w:t>......</w:t>
-            </w:r>
-            <w:r>
-              <w:rPr>
-                <w:rFonts w:ascii="Times New Roman" w:hAnsi="Times New Roman"/>
-                <w:b w:val="0"/>
-                <w:i/>
-                <w:color w:val="auto"/>
-                <w:sz w:val="18"/>
-              </w:rPr>
-              <w:t>.</w:t>
-            </w:r>
-            <w:r>
-              <w:rPr>
-                <w:rFonts w:ascii="Times New Roman" w:hAnsi="Times New Roman"/>
-                <w:b w:val="0"/>
-                <w:i/>
-                <w:color w:val="auto"/>
-                <w:sz w:val="26"/>
-                <w:szCs w:val="26"/>
+                <w:sz w:val="28"/>
+                <w:szCs w:val="28"/>
                 <w:vertAlign w:val="superscript"/>
               </w:rPr>
               <w:t>(3)</w:t>
@@ -427,12 +312,12 @@
           <w:sz w:val="28"/>
           <w:szCs w:val="28"/>
         </w:rPr>
-        <w:pict>
+        <w:pict w14:anchorId="664C56BD">
           <v:shapetype id="_x0000_t202" coordsize="21600,21600" o:spt="202" path="m,l,21600r21600,l21600,xe">
             <v:stroke joinstyle="miter"/>
             <v:path gradientshapeok="t" o:connecttype="rect"/>
           </v:shapetype>
-          <v:shape id="_x0000_s1044" type="#_x0000_t202" style="position:absolute;left:0;text-align:left;margin-left:323pt;margin-top:-93.2pt;width:138.35pt;height:19.05pt;z-index:251656704;mso-position-horizontal-relative:text;mso-position-vertical-relative:text" filled="f" stroked="f">
+          <v:shape id="_x0000_s1044" type="#_x0000_t202" style="position:absolute;left:0;text-align:left;margin-left:323pt;margin-top:-93.2pt;width:138.35pt;height:19.05pt;z-index:2;mso-position-horizontal-relative:text;mso-position-vertical-relative:text" filled="f" stroked="f">
             <v:textbox style="mso-next-textbox:#_x0000_s1044" inset="0,.1mm,0,0">
               <w:txbxContent>
                 <w:p>
@@ -621,6 +506,7 @@
           <w:bCs/>
           <w:spacing w:val="4"/>
           <w:sz w:val="28"/>
+          <w:szCs w:val="28"/>
         </w:rPr>
       </w:pPr>
       <w:r>
@@ -630,8 +516,9 @@
           <w:bCs/>
           <w:spacing w:val="4"/>
           <w:sz w:val="28"/>
-        </w:rPr>
-        <w:t>V</w:t>
+          <w:szCs w:val="28"/>
+        </w:rPr>
+        <w:t>Về p</w:t>
       </w:r>
       <w:r>
         <w:rPr>
@@ -640,8 +527,9 @@
           <w:bCs/>
           <w:spacing w:val="4"/>
           <w:sz w:val="28"/>
-        </w:rPr>
-        <w:t>ề</w:t>
+          <w:szCs w:val="28"/>
+        </w:rPr>
+        <w:t xml:space="preserve">hân công </w:t>
       </w:r>
       <w:r>
         <w:rPr>
@@ -650,8 +538,9 @@
           <w:bCs/>
           <w:spacing w:val="4"/>
           <w:sz w:val="28"/>
-        </w:rPr>
-        <w:t xml:space="preserve"> p</w:t>
+          <w:szCs w:val="28"/>
+        </w:rPr>
+        <w:t xml:space="preserve">thực hiện </w:t>
       </w:r>
       <w:r>
         <w:rPr>
@@ -660,8 +549,9 @@
           <w:bCs/>
           <w:spacing w:val="4"/>
           <w:sz w:val="28"/>
-        </w:rPr>
-        <w:t>h</w:t>
+          <w:szCs w:val="28"/>
+        </w:rPr>
+        <w:t>giúp đỡ</w:t>
       </w:r>
       <w:r>
         <w:rPr>
@@ -670,8 +560,9 @@
           <w:bCs/>
           <w:spacing w:val="4"/>
           <w:sz w:val="28"/>
-        </w:rPr>
-        <w:t>â</w:t>
+          <w:szCs w:val="28"/>
+        </w:rPr>
+        <w:t xml:space="preserve"> </w:t>
       </w:r>
       <w:r>
         <w:rPr>
@@ -680,8 +571,9 @@
           <w:bCs/>
           <w:spacing w:val="4"/>
           <w:sz w:val="28"/>
-        </w:rPr>
-        <w:t>n c</w:t>
+          <w:szCs w:val="28"/>
+        </w:rPr>
+        <w:t xml:space="preserve">người chấp hành xong </w:t>
       </w:r>
       <w:r>
         <w:rPr>
@@ -690,106 +582,7 @@
           <w:bCs/>
           <w:spacing w:val="4"/>
           <w:sz w:val="28"/>
-        </w:rPr>
-        <w:t>ô</w:t>
-      </w:r>
-      <w:r>
-        <w:rPr>
-          <w:rFonts w:ascii="Times New Roman" w:hAnsi="Times New Roman"/>
-          <w:b/>
-          <w:bCs/>
-          <w:spacing w:val="4"/>
-          <w:sz w:val="28"/>
-        </w:rPr>
-        <w:t xml:space="preserve">ng </w:t>
-      </w:r>
-      <w:r>
-        <w:rPr>
-          <w:rFonts w:ascii="Times New Roman" w:hAnsi="Times New Roman"/>
-          <w:b/>
-          <w:bCs/>
-          <w:spacing w:val="4"/>
-          <w:sz w:val="28"/>
-        </w:rPr>
-        <w:t>th</w:t>
-      </w:r>
-      <w:r>
-        <w:rPr>
-          <w:rFonts w:ascii="Times New Roman" w:hAnsi="Times New Roman"/>
-          <w:b/>
-          <w:bCs/>
-          <w:spacing w:val="4"/>
-          <w:sz w:val="28"/>
-        </w:rPr>
-        <w:t>ự</w:t>
-      </w:r>
-      <w:r>
-        <w:rPr>
-          <w:rFonts w:ascii="Times New Roman" w:hAnsi="Times New Roman"/>
-          <w:b/>
-          <w:bCs/>
-          <w:spacing w:val="4"/>
-          <w:sz w:val="28"/>
-        </w:rPr>
-        <w:t>c hi</w:t>
-      </w:r>
-      <w:r>
-        <w:rPr>
-          <w:rFonts w:ascii="Times New Roman" w:hAnsi="Times New Roman"/>
-          <w:b/>
-          <w:bCs/>
-          <w:spacing w:val="4"/>
-          <w:sz w:val="28"/>
-        </w:rPr>
-        <w:t>ện</w:t>
-      </w:r>
-      <w:r>
-        <w:rPr>
-          <w:rFonts w:ascii="Times New Roman" w:hAnsi="Times New Roman"/>
-          <w:b/>
-          <w:bCs/>
-          <w:spacing w:val="4"/>
-          <w:sz w:val="28"/>
-        </w:rPr>
-        <w:t xml:space="preserve"> </w:t>
-      </w:r>
-      <w:r>
-        <w:rPr>
-          <w:rFonts w:ascii="Times New Roman" w:hAnsi="Times New Roman"/>
-          <w:b/>
-          <w:bCs/>
-          <w:spacing w:val="4"/>
-          <w:sz w:val="28"/>
-        </w:rPr>
-        <w:t>giúp đỡ</w:t>
-      </w:r>
-      <w:r>
-        <w:rPr>
-          <w:rFonts w:ascii="Times New Roman" w:hAnsi="Times New Roman"/>
-          <w:b/>
-          <w:bCs/>
-          <w:spacing w:val="4"/>
-          <w:sz w:val="28"/>
-        </w:rPr>
-        <w:t xml:space="preserve"> </w:t>
-      </w:r>
-      <w:r>
-        <w:rPr>
-          <w:rFonts w:ascii="Times New Roman" w:hAnsi="Times New Roman"/>
-          <w:b/>
-          <w:bCs/>
-          <w:spacing w:val="4"/>
-          <w:sz w:val="28"/>
-        </w:rPr>
-        <w:t xml:space="preserve">người chấp hành xong </w:t>
-      </w:r>
-      <w:r>
-        <w:rPr>
-          <w:rFonts w:ascii="Times New Roman" w:hAnsi="Times New Roman"/>
-          <w:b/>
-          <w:bCs/>
-          <w:spacing w:val="4"/>
-          <w:sz w:val="28"/>
+          <w:szCs w:val="28"/>
         </w:rPr>
         <w:t>hình phạt tù</w:t>
       </w:r>
@@ -803,6 +596,7 @@
           <w:b/>
           <w:noProof/>
           <w:sz w:val="28"/>
+          <w:szCs w:val="28"/>
         </w:rPr>
       </w:pPr>
       <w:r>
@@ -812,9 +606,10 @@
           <w:noProof/>
           <w:spacing w:val="4"/>
           <w:sz w:val="28"/>
-        </w:rPr>
-        <w:pict>
-          <v:line id="_x0000_s1027" style="position:absolute;left:0;text-align:left;flip:y;z-index:251655680" from="154pt,2.65pt" to="289.75pt,2.65pt"/>
+          <w:szCs w:val="28"/>
+        </w:rPr>
+        <w:pict w14:anchorId="19A88540">
+          <v:line id="_x0000_s1027" style="position:absolute;left:0;text-align:left;flip:y;z-index:1" from="154pt,2.65pt" to="289.75pt,2.65pt"/>
         </w:pict>
       </w:r>
     </w:p>
@@ -822,31 +617,13 @@
       <w:pPr>
         <w:pStyle w:val="Heading1"/>
         <w:spacing w:before="200"/>
-        <w:jc w:val="right"/>
-        <w:rPr>
-          <w:rFonts w:ascii="Times New Roman" w:hAnsi="Times New Roman"/>
-          <w:b w:val="0"/>
-          <w:sz w:val="22"/>
-          <w:szCs w:val="28"/>
-        </w:rPr>
-      </w:pPr>
-      <w:r>
         <w:rPr>
           <w:rFonts w:ascii="Times New Roman" w:hAnsi="Times New Roman"/>
           <w:b w:val="0"/>
           <w:sz w:val="28"/>
           <w:szCs w:val="28"/>
         </w:rPr>
-        <w:t>Kính gửi:</w:t>
-      </w:r>
-      <w:r>
-        <w:rPr>
-          <w:rFonts w:ascii="Times New Roman" w:hAnsi="Times New Roman"/>
-          <w:sz w:val="28"/>
-          <w:szCs w:val="28"/>
-        </w:rPr>
-        <w:t xml:space="preserve"> </w:t>
-      </w:r>
+      </w:pPr>
       <w:r>
         <w:rPr>
           <w:rFonts w:ascii="Times New Roman" w:hAnsi="Times New Roman"/>
@@ -854,7 +631,15 @@
           <w:sz w:val="28"/>
           <w:szCs w:val="28"/>
         </w:rPr>
-        <w:t>Ch</w:t>
+        <w:t>Kính gửi:</w:t>
+      </w:r>
+      <w:r>
+        <w:rPr>
+          <w:rFonts w:ascii="Times New Roman" w:hAnsi="Times New Roman"/>
+          <w:sz w:val="28"/>
+          <w:szCs w:val="28"/>
+        </w:rPr>
+        <w:t xml:space="preserve"> </w:t>
       </w:r>
       <w:r>
         <w:rPr>
@@ -863,7 +648,7 @@
           <w:sz w:val="28"/>
           <w:szCs w:val="28"/>
         </w:rPr>
-        <w:t>ủ</w:t>
+        <w:t>Chủ tịch Uỷ ban nhân dân</w:t>
       </w:r>
       <w:r>
         <w:rPr>
@@ -872,8 +657,9 @@
           <w:sz w:val="28"/>
           <w:szCs w:val="28"/>
         </w:rPr>
-        <w:t xml:space="preserve"> t</w:t>
-      </w:r>
+        <w:t xml:space="preserve"> phường Hàng </w:t>
+      </w:r>
+      <w:proofErr w:type="gramStart"/>
       <w:r>
         <w:rPr>
           <w:rFonts w:ascii="Times New Roman" w:hAnsi="Times New Roman"/>
@@ -881,7 +667,7 @@
           <w:sz w:val="28"/>
           <w:szCs w:val="28"/>
         </w:rPr>
-        <w:t>ịch</w:t>
+        <w:t>Gòn</w:t>
       </w:r>
       <w:r>
         <w:rPr>
@@ -889,17 +675,20 @@
           <w:b w:val="0"/>
           <w:sz w:val="28"/>
           <w:szCs w:val="28"/>
-        </w:rPr>
-        <w:t xml:space="preserve"> U</w:t>
-      </w:r>
+          <w:vertAlign w:val="superscript"/>
+        </w:rPr>
+        <w:t>(</w:t>
+      </w:r>
+      <w:proofErr w:type="gramEnd"/>
       <w:r>
         <w:rPr>
           <w:rFonts w:ascii="Times New Roman" w:hAnsi="Times New Roman"/>
           <w:b w:val="0"/>
           <w:sz w:val="28"/>
           <w:szCs w:val="28"/>
-        </w:rPr>
-        <w:t>ỷ</w:t>
+          <w:vertAlign w:val="superscript"/>
+        </w:rPr>
+        <w:t>1</w:t>
       </w:r>
       <w:r>
         <w:rPr>
@@ -907,146 +696,15 @@
           <w:b w:val="0"/>
           <w:sz w:val="28"/>
           <w:szCs w:val="28"/>
-        </w:rPr>
-        <w:t xml:space="preserve"> ban nh</w:t>
-      </w:r>
-      <w:r>
-        <w:rPr>
-          <w:rFonts w:ascii="Times New Roman" w:hAnsi="Times New Roman"/>
-          <w:b w:val="0"/>
-          <w:sz w:val="28"/>
-          <w:szCs w:val="28"/>
-        </w:rPr>
-        <w:t>â</w:t>
-      </w:r>
-      <w:r>
-        <w:rPr>
-          <w:rFonts w:ascii="Times New Roman" w:hAnsi="Times New Roman"/>
-          <w:b w:val="0"/>
-          <w:sz w:val="28"/>
-          <w:szCs w:val="28"/>
-        </w:rPr>
-        <w:t>n d</w:t>
-      </w:r>
-      <w:r>
-        <w:rPr>
-          <w:rFonts w:ascii="Times New Roman" w:hAnsi="Times New Roman"/>
-          <w:b w:val="0"/>
-          <w:sz w:val="28"/>
-          <w:szCs w:val="28"/>
-        </w:rPr>
-        <w:t>â</w:t>
-      </w:r>
-      <w:r>
-        <w:rPr>
-          <w:rFonts w:ascii="Times New Roman" w:hAnsi="Times New Roman"/>
-          <w:b w:val="0"/>
-          <w:sz w:val="28"/>
-          <w:szCs w:val="28"/>
-        </w:rPr>
-        <w:t>n</w:t>
-      </w:r>
-      <w:r>
-        <w:rPr>
-          <w:rFonts w:ascii="Times New Roman" w:hAnsi="Times New Roman"/>
-          <w:b w:val="0"/>
-          <w:sz w:val="26"/>
-          <w:szCs w:val="26"/>
-        </w:rPr>
-        <w:t xml:space="preserve"> phường Hàng Gòn</w:t>
-      </w:r>
-      <w:r>
-        <w:rPr>
-          <w:rFonts w:ascii="Times New Roman" w:hAnsi="Times New Roman"/>
-          <w:b w:val="0"/>
-          <w:sz w:val="26"/>
-          <w:szCs w:val="26"/>
-        </w:rPr>
-        <w:t xml:space="preserve"/>
-      </w:r>
-      <w:r>
-        <w:rPr>
-          <w:rFonts w:ascii="Times New Roman" w:hAnsi="Times New Roman"/>
-          <w:b w:val="0"/>
-          <w:sz w:val="26"/>
-          <w:szCs w:val="26"/>
-        </w:rPr>
-        <w:t xml:space="preserve"/>
-      </w:r>
-      <w:r>
-        <w:rPr>
-          <w:rFonts w:ascii="Times New Roman" w:hAnsi="Times New Roman"/>
-          <w:b w:val="0"/>
-          <w:sz w:val="26"/>
-          <w:szCs w:val="26"/>
-        </w:rPr>
-        <w:t xml:space="preserve"/>
-      </w:r>
-      <w:r>
-        <w:rPr>
-          <w:rFonts w:ascii="Times New Roman" w:hAnsi="Times New Roman"/>
-          <w:b w:val="0"/>
-          <w:sz w:val="26"/>
-          <w:szCs w:val="26"/>
-        </w:rPr>
-        <w:t xml:space="preserve"/>
-      </w:r>
-      <w:r>
-        <w:rPr>
-          <w:rFonts w:ascii="Times New Roman" w:hAnsi="Times New Roman"/>
-          <w:b w:val="0"/>
-          <w:sz w:val="26"/>
-          <w:szCs w:val="26"/>
-        </w:rPr>
-        <w:t xml:space="preserve"/>
-      </w:r>
-      <w:r>
-        <w:rPr>
-          <w:rFonts w:ascii="Times New Roman" w:hAnsi="Times New Roman"/>
-          <w:b w:val="0"/>
-          <w:sz w:val="26"/>
-          <w:szCs w:val="26"/>
           <w:vertAlign w:val="superscript"/>
         </w:rPr>
-        <w:t>(</w:t>
-      </w:r>
-      <w:r>
-        <w:rPr>
-          <w:rFonts w:ascii="Times New Roman" w:hAnsi="Times New Roman"/>
-          <w:b w:val="0"/>
-          <w:sz w:val="26"/>
-          <w:szCs w:val="26"/>
-          <w:vertAlign w:val="superscript"/>
-        </w:rPr>
-        <w:t>1</w:t>
-      </w:r>
-      <w:r>
-        <w:rPr>
-          <w:rFonts w:ascii="Times New Roman" w:hAnsi="Times New Roman"/>
-          <w:b w:val="0"/>
-          <w:sz w:val="26"/>
-          <w:szCs w:val="26"/>
-          <w:vertAlign w:val="superscript"/>
-        </w:rPr>
         <w:t>)</w:t>
-      </w:r>
-      <w:r>
-        <w:rPr>
-          <w:rFonts w:ascii="Times New Roman" w:hAnsi="Times New Roman"/>
-          <w:b w:val="0"/>
-          <w:sz w:val="26"/>
-          <w:szCs w:val="26"/>
-        </w:rPr>
-        <w:t xml:space="preserve"> </w:t>
       </w:r>
     </w:p>
     <w:p>
       <w:pPr>
         <w:ind w:firstLine="567"/>
-        <w:jc w:val="both"/>
-        <w:rPr>
-          <w:sz w:val="22"/>
-        </w:rPr>
+        <w:jc w:val="center"/>
       </w:pPr>
     </w:p>
     <w:p>
@@ -1057,15 +715,17 @@
         <w:rPr>
           <w:rFonts w:ascii="Times New Roman" w:hAnsi="Times New Roman"/>
           <w:spacing w:val="0"/>
-          <w:szCs w:val="26"/>
+          <w:sz w:val="28"/>
+          <w:szCs w:val="28"/>
         </w:rPr>
       </w:pPr>
-      <w:bookmarkStart w:id="1" w:name="_Hlk232404037"/>
+      <w:bookmarkStart w:id="0" w:name="_Hlk232404037"/>
       <w:r>
         <w:rPr>
           <w:rFonts w:ascii="Times New Roman" w:hAnsi="Times New Roman"/>
           <w:spacing w:val="0"/>
-          <w:szCs w:val="26"/>
+          <w:sz w:val="28"/>
+          <w:szCs w:val="28"/>
         </w:rPr>
         <w:t xml:space="preserve">Căn cứ Điều </w:t>
       </w:r>
@@ -1073,7 +733,8 @@
         <w:rPr>
           <w:rFonts w:ascii="Times New Roman" w:hAnsi="Times New Roman"/>
           <w:spacing w:val="0"/>
-          <w:szCs w:val="26"/>
+          <w:sz w:val="28"/>
+          <w:szCs w:val="28"/>
         </w:rPr>
         <w:t>1</w:t>
       </w:r>
@@ -1081,7 +742,8 @@
         <w:rPr>
           <w:rFonts w:ascii="Times New Roman" w:hAnsi="Times New Roman"/>
           <w:spacing w:val="0"/>
-          <w:szCs w:val="26"/>
+          <w:sz w:val="28"/>
+          <w:szCs w:val="28"/>
         </w:rPr>
         <w:t>3</w:t>
       </w:r>
@@ -1089,7 +751,8 @@
         <w:rPr>
           <w:rFonts w:ascii="Times New Roman" w:hAnsi="Times New Roman"/>
           <w:spacing w:val="0"/>
-          <w:szCs w:val="26"/>
+          <w:sz w:val="28"/>
+          <w:szCs w:val="28"/>
         </w:rPr>
         <w:t xml:space="preserve"> Nghị định số </w:t>
       </w:r>
@@ -1097,7 +760,8 @@
         <w:rPr>
           <w:rFonts w:ascii="Times New Roman" w:hAnsi="Times New Roman"/>
           <w:spacing w:val="0"/>
-          <w:szCs w:val="26"/>
+          <w:sz w:val="28"/>
+          <w:szCs w:val="28"/>
         </w:rPr>
         <w:t>247</w:t>
       </w:r>
@@ -1105,15 +769,44 @@
         <w:rPr>
           <w:rFonts w:ascii="Times New Roman" w:hAnsi="Times New Roman"/>
           <w:spacing w:val="0"/>
-          <w:szCs w:val="26"/>
-        </w:rPr>
-        <w:t>/202</w:t>
+          <w:sz w:val="28"/>
+          <w:szCs w:val="28"/>
+        </w:rPr>
+        <w:t xml:space="preserve">/2026/NĐ-CP ngày </w:t>
       </w:r>
       <w:r>
         <w:rPr>
           <w:rFonts w:ascii="Times New Roman" w:hAnsi="Times New Roman"/>
           <w:spacing w:val="0"/>
-          <w:szCs w:val="26"/>
+          <w:sz w:val="28"/>
+          <w:szCs w:val="28"/>
+        </w:rPr>
+        <w:t>2</w:t>
+      </w:r>
+      <w:r>
+        <w:rPr>
+          <w:rFonts w:ascii="Times New Roman" w:hAnsi="Times New Roman"/>
+          <w:spacing w:val="0"/>
+          <w:sz w:val="28"/>
+          <w:szCs w:val="28"/>
+        </w:rPr>
+        <w:t>9</w:t>
+      </w:r>
+      <w:r>
+        <w:rPr>
+          <w:rFonts w:ascii="Times New Roman" w:hAnsi="Times New Roman"/>
+          <w:spacing w:val="0"/>
+          <w:sz w:val="28"/>
+          <w:szCs w:val="28"/>
+        </w:rPr>
+        <w:t xml:space="preserve"> tháng </w:t>
+      </w:r>
+      <w:r>
+        <w:rPr>
+          <w:rFonts w:ascii="Times New Roman" w:hAnsi="Times New Roman"/>
+          <w:spacing w:val="0"/>
+          <w:sz w:val="28"/>
+          <w:szCs w:val="28"/>
         </w:rPr>
         <w:t>6</w:t>
       </w:r>
@@ -1121,92 +814,40 @@
         <w:rPr>
           <w:rFonts w:ascii="Times New Roman" w:hAnsi="Times New Roman"/>
           <w:spacing w:val="0"/>
-          <w:szCs w:val="26"/>
-        </w:rPr>
-        <w:t xml:space="preserve">/NĐ-CP ngày </w:t>
+          <w:sz w:val="28"/>
+          <w:szCs w:val="28"/>
+        </w:rPr>
+        <w:t xml:space="preserve"> năm 2026 của Chính phủ quy định về </w:t>
       </w:r>
       <w:r>
         <w:rPr>
           <w:rFonts w:ascii="Times New Roman" w:hAnsi="Times New Roman"/>
           <w:spacing w:val="0"/>
-          <w:szCs w:val="26"/>
-        </w:rPr>
-        <w:t>2</w:t>
+          <w:sz w:val="28"/>
+          <w:szCs w:val="28"/>
+        </w:rPr>
+        <w:t>công tác tài hoà nhập</w:t>
       </w:r>
       <w:r>
         <w:rPr>
           <w:rFonts w:ascii="Times New Roman" w:hAnsi="Times New Roman"/>
           <w:spacing w:val="0"/>
-          <w:szCs w:val="26"/>
-        </w:rPr>
-        <w:t>9</w:t>
+          <w:sz w:val="28"/>
+          <w:szCs w:val="28"/>
+        </w:rPr>
+        <w:t xml:space="preserve"> cộng đồng</w:t>
       </w:r>
       <w:r>
         <w:rPr>
           <w:rFonts w:ascii="Times New Roman" w:hAnsi="Times New Roman"/>
           <w:spacing w:val="0"/>
-          <w:szCs w:val="26"/>
-        </w:rPr>
-        <w:t xml:space="preserve"> tháng </w:t>
-      </w:r>
-      <w:r>
-        <w:rPr>
-          <w:rFonts w:ascii="Times New Roman" w:hAnsi="Times New Roman"/>
-          <w:spacing w:val="0"/>
-          <w:szCs w:val="26"/>
-        </w:rPr>
-        <w:t>6</w:t>
-      </w:r>
-      <w:r>
-        <w:rPr>
-          <w:rFonts w:ascii="Times New Roman" w:hAnsi="Times New Roman"/>
-          <w:spacing w:val="0"/>
-          <w:szCs w:val="26"/>
-        </w:rPr>
-        <w:t xml:space="preserve"> năm 202</w:t>
-      </w:r>
-      <w:r>
-        <w:rPr>
-          <w:rFonts w:ascii="Times New Roman" w:hAnsi="Times New Roman"/>
-          <w:spacing w:val="0"/>
-          <w:szCs w:val="26"/>
-        </w:rPr>
-        <w:t>6</w:t>
-      </w:r>
-      <w:r>
-        <w:rPr>
-          <w:rFonts w:ascii="Times New Roman" w:hAnsi="Times New Roman"/>
-          <w:spacing w:val="0"/>
-          <w:szCs w:val="26"/>
-        </w:rPr>
-        <w:t xml:space="preserve"> của Chính phủ quy định về </w:t>
-      </w:r>
-      <w:r>
-        <w:rPr>
-          <w:rFonts w:ascii="Times New Roman" w:hAnsi="Times New Roman"/>
-          <w:spacing w:val="0"/>
-          <w:szCs w:val="26"/>
-        </w:rPr>
-        <w:t>công tác tài hoà nhập</w:t>
-      </w:r>
-      <w:r>
-        <w:rPr>
-          <w:rFonts w:ascii="Times New Roman" w:hAnsi="Times New Roman"/>
-          <w:spacing w:val="0"/>
-          <w:szCs w:val="26"/>
-        </w:rPr>
-        <w:t xml:space="preserve"> cộng đồng</w:t>
-      </w:r>
-      <w:r>
-        <w:rPr>
-          <w:rFonts w:ascii="Times New Roman" w:hAnsi="Times New Roman"/>
-          <w:spacing w:val="0"/>
-          <w:szCs w:val="26"/>
+          <w:sz w:val="28"/>
+          <w:szCs w:val="28"/>
         </w:rPr>
         <w:t>;</w:t>
       </w:r>
     </w:p>
-    <w:bookmarkEnd w:id="1"/>
+    <w:bookmarkEnd w:id="0"/>
     <w:p>
       <w:pPr>
         <w:pStyle w:val="Header"/>
@@ -1222,51 +863,59 @@
           <w:bCs/>
           <w:color w:val="auto"/>
           <w:spacing w:val="2"/>
-          <w:sz w:val="26"/>
-          <w:szCs w:val="26"/>
+          <w:szCs w:val="28"/>
         </w:rPr>
       </w:pPr>
       <w:r>
         <w:rPr>
           <w:rFonts w:ascii="Times New Roman" w:hAnsi="Times New Roman"/>
           <w:color w:val="auto"/>
-          <w:sz w:val="26"/>
-          <w:szCs w:val="26"/>
-        </w:rPr>
-        <w:t xml:space="preserve">Công an phường Hàng Gòn</w:t>
-      </w:r>
-      <w:r>
-        <w:rPr>
-          <w:rFonts w:ascii="Times New Roman" w:hAnsi="Times New Roman"/>
-          <w:color w:val="auto"/>
-          <w:sz w:val="20"/>
-        </w:rPr>
-        <w:t xml:space="preserve"/>
-      </w:r>
-      <w:r>
-        <w:rPr>
-          <w:rFonts w:ascii="Times New Roman" w:hAnsi="Times New Roman"/>
-          <w:color w:val="auto"/>
-          <w:sz w:val="20"/>
-        </w:rPr>
-        <w:t xml:space="preserve"/>
-      </w:r>
-      <w:r>
-        <w:rPr>
-          <w:rFonts w:ascii="Times New Roman" w:hAnsi="Times New Roman"/>
-          <w:color w:val="auto"/>
-          <w:sz w:val="26"/>
-          <w:szCs w:val="26"/>
+          <w:szCs w:val="28"/>
+        </w:rPr>
+        <w:t xml:space="preserve">Công </w:t>
+      </w:r>
+      <w:proofErr w:type="gramStart"/>
+      <w:r>
+        <w:rPr>
+          <w:rFonts w:ascii="Times New Roman" w:hAnsi="Times New Roman"/>
+          <w:color w:val="auto"/>
+          <w:szCs w:val="28"/>
+        </w:rPr>
+        <w:t>an</w:t>
+      </w:r>
+      <w:proofErr w:type="gramEnd"/>
+      <w:r>
+        <w:rPr>
+          <w:rFonts w:ascii="Times New Roman" w:hAnsi="Times New Roman"/>
+          <w:color w:val="auto"/>
+          <w:szCs w:val="28"/>
+        </w:rPr>
+        <w:t xml:space="preserve"> phường Hàng </w:t>
+      </w:r>
+      <w:proofErr w:type="gramStart"/>
+      <w:r>
+        <w:rPr>
+          <w:rFonts w:ascii="Times New Roman" w:hAnsi="Times New Roman"/>
+          <w:color w:val="auto"/>
+          <w:szCs w:val="28"/>
+        </w:rPr>
+        <w:t>Gòn</w:t>
+      </w:r>
+      <w:r>
+        <w:rPr>
+          <w:rFonts w:ascii="Times New Roman" w:hAnsi="Times New Roman"/>
+          <w:color w:val="auto"/>
+          <w:szCs w:val="28"/>
           <w:vertAlign w:val="superscript"/>
         </w:rPr>
         <w:t>(</w:t>
       </w:r>
-      <w:r>
-        <w:rPr>
-          <w:rFonts w:ascii="Times New Roman" w:hAnsi="Times New Roman"/>
-          <w:color w:val="auto"/>
-          <w:sz w:val="26"/>
-          <w:szCs w:val="26"/>
+      <w:proofErr w:type="gramEnd"/>
+      <w:r>
+        <w:rPr>
+          <w:rFonts w:ascii="Times New Roman" w:hAnsi="Times New Roman"/>
+          <w:color w:val="auto"/>
+          <w:szCs w:val="28"/>
           <w:vertAlign w:val="superscript"/>
         </w:rPr>
         <w:t>1</w:t>
@@ -1275,8 +924,7 @@
         <w:rPr>
           <w:rFonts w:ascii="Times New Roman" w:hAnsi="Times New Roman"/>
           <w:color w:val="auto"/>
-          <w:sz w:val="26"/>
-          <w:szCs w:val="26"/>
+          <w:szCs w:val="28"/>
           <w:vertAlign w:val="superscript"/>
         </w:rPr>
         <w:t>)</w:t>
@@ -1285,8 +933,7 @@
         <w:rPr>
           <w:rFonts w:ascii="Times New Roman" w:hAnsi="Times New Roman"/>
           <w:color w:val="auto"/>
-          <w:sz w:val="26"/>
-          <w:szCs w:val="26"/>
+          <w:szCs w:val="28"/>
           <w:vertAlign w:val="superscript"/>
         </w:rPr>
         <w:t xml:space="preserve"> </w:t>
@@ -1295,8 +942,7 @@
         <w:rPr>
           <w:rFonts w:ascii="Times New Roman" w:hAnsi="Times New Roman"/>
           <w:color w:val="auto"/>
-          <w:sz w:val="26"/>
-          <w:szCs w:val="26"/>
+          <w:szCs w:val="28"/>
         </w:rPr>
         <w:t xml:space="preserve">báo cáo và </w:t>
       </w:r>
@@ -1304,8 +950,7 @@
         <w:rPr>
           <w:rFonts w:ascii="Times New Roman" w:hAnsi="Times New Roman"/>
           <w:color w:val="auto"/>
-          <w:sz w:val="26"/>
-          <w:szCs w:val="26"/>
+          <w:szCs w:val="28"/>
         </w:rPr>
         <w:t xml:space="preserve">đề </w:t>
       </w:r>
@@ -1313,8 +958,7 @@
         <w:rPr>
           <w:rFonts w:ascii="Times New Roman" w:hAnsi="Times New Roman"/>
           <w:color w:val="auto"/>
-          <w:sz w:val="26"/>
-          <w:szCs w:val="26"/>
+          <w:szCs w:val="28"/>
         </w:rPr>
         <w:t xml:space="preserve">nghị </w:t>
       </w:r>
@@ -1322,8 +966,7 @@
         <w:rPr>
           <w:rFonts w:ascii="Times New Roman" w:hAnsi="Times New Roman"/>
           <w:color w:val="auto"/>
-          <w:sz w:val="26"/>
-          <w:szCs w:val="26"/>
+          <w:szCs w:val="28"/>
         </w:rPr>
         <w:t xml:space="preserve">Chủ tịch Uỷ ban nhân dân </w:t>
       </w:r>
@@ -1331,8 +974,7 @@
         <w:rPr>
           <w:rFonts w:ascii="Times New Roman" w:hAnsi="Times New Roman"/>
           <w:color w:val="auto"/>
-          <w:sz w:val="26"/>
-          <w:szCs w:val="26"/>
+          <w:szCs w:val="28"/>
         </w:rPr>
         <w:t xml:space="preserve">về </w:t>
       </w:r>
@@ -1340,8 +982,7 @@
         <w:rPr>
           <w:rFonts w:ascii="Times New Roman" w:hAnsi="Times New Roman"/>
           <w:color w:val="auto"/>
-          <w:sz w:val="26"/>
-          <w:szCs w:val="26"/>
+          <w:szCs w:val="28"/>
         </w:rPr>
         <w:t xml:space="preserve">phân công </w:t>
       </w:r>
@@ -1351,8 +992,7 @@
           <w:bCs/>
           <w:color w:val="auto"/>
           <w:spacing w:val="2"/>
-          <w:sz w:val="26"/>
-          <w:szCs w:val="26"/>
+          <w:szCs w:val="28"/>
         </w:rPr>
         <w:t xml:space="preserve">cá nhân trực tiếp </w:t>
       </w:r>
@@ -1362,8 +1002,7 @@
           <w:bCs/>
           <w:color w:val="auto"/>
           <w:spacing w:val="2"/>
-          <w:sz w:val="26"/>
-          <w:szCs w:val="26"/>
+          <w:szCs w:val="28"/>
         </w:rPr>
         <w:t>giúp đỡ</w:t>
       </w:r>
@@ -1373,8 +1012,7 @@
           <w:bCs/>
           <w:color w:val="auto"/>
           <w:spacing w:val="2"/>
-          <w:sz w:val="26"/>
-          <w:szCs w:val="26"/>
+          <w:szCs w:val="28"/>
         </w:rPr>
         <w:t xml:space="preserve"> người chấp hành xong </w:t>
       </w:r>
@@ -1384,8 +1022,7 @@
           <w:bCs/>
           <w:color w:val="auto"/>
           <w:spacing w:val="2"/>
-          <w:sz w:val="26"/>
-          <w:szCs w:val="26"/>
+          <w:szCs w:val="28"/>
         </w:rPr>
         <w:t>hình phạt tù</w:t>
       </w:r>
@@ -1395,8 +1032,7 @@
           <w:bCs/>
           <w:color w:val="auto"/>
           <w:spacing w:val="2"/>
-          <w:sz w:val="26"/>
-          <w:szCs w:val="26"/>
+          <w:szCs w:val="28"/>
         </w:rPr>
         <w:t xml:space="preserve"> sau</w:t>
       </w:r>
@@ -1406,8 +1042,7 @@
           <w:bCs/>
           <w:color w:val="auto"/>
           <w:spacing w:val="2"/>
-          <w:sz w:val="26"/>
-          <w:szCs w:val="26"/>
+          <w:szCs w:val="28"/>
         </w:rPr>
         <w:t>:</w:t>
       </w:r>
@@ -1424,107 +1059,51 @@
         <w:rPr>
           <w:rFonts w:ascii="Times New Roman" w:hAnsi="Times New Roman"/>
           <w:color w:val="auto"/>
-          <w:sz w:val="26"/>
-          <w:szCs w:val="26"/>
+          <w:szCs w:val="28"/>
         </w:rPr>
       </w:pPr>
       <w:r>
         <w:rPr>
           <w:rFonts w:ascii="Times New Roman" w:hAnsi="Times New Roman"/>
           <w:color w:val="auto"/>
-          <w:sz w:val="26"/>
-          <w:szCs w:val="26"/>
-        </w:rPr>
-        <w:t>H</w:t>
-      </w:r>
-      <w:r>
-        <w:rPr>
-          <w:rFonts w:ascii="Times New Roman" w:hAnsi="Times New Roman"/>
-          <w:color w:val="auto"/>
-          <w:sz w:val="26"/>
-          <w:szCs w:val="26"/>
-        </w:rPr>
-        <w:t>ọ</w:t>
-      </w:r>
-      <w:r>
-        <w:rPr>
-          <w:rFonts w:ascii="Times New Roman" w:hAnsi="Times New Roman"/>
-          <w:color w:val="auto"/>
-          <w:sz w:val="26"/>
-          <w:szCs w:val="26"/>
-        </w:rPr>
-        <w:t xml:space="preserve"> t</w:t>
-      </w:r>
-      <w:r>
-        <w:rPr>
-          <w:rFonts w:ascii="Times New Roman" w:hAnsi="Times New Roman"/>
-          <w:color w:val="auto"/>
-          <w:sz w:val="26"/>
-          <w:szCs w:val="26"/>
-        </w:rPr>
-        <w:t>ê</w:t>
-      </w:r>
-      <w:r>
-        <w:rPr>
-          <w:rFonts w:ascii="Times New Roman" w:hAnsi="Times New Roman"/>
-          <w:color w:val="auto"/>
-          <w:sz w:val="26"/>
-          <w:szCs w:val="26"/>
-        </w:rPr>
-        <w:t>n</w:t>
-      </w:r>
-      <w:r>
-        <w:rPr>
-          <w:rFonts w:ascii="Times New Roman" w:hAnsi="Times New Roman"/>
-          <w:color w:val="auto"/>
-          <w:sz w:val="26"/>
-          <w:szCs w:val="26"/>
-        </w:rPr>
-        <w:t>:</w:t>
-      </w:r>
-      <w:r>
-        <w:rPr>
-          <w:rFonts w:ascii="Times New Roman" w:hAnsi="Times New Roman"/>
-          <w:color w:val="auto"/>
-          <w:sz w:val="26"/>
-          <w:szCs w:val="26"/>
-        </w:rPr>
-        <w:t xml:space="preserve"/>
-      </w:r>
-      <w:r>
-        <w:rPr>
-          <w:rFonts w:ascii="Times New Roman" w:hAnsi="Times New Roman"/>
-          <w:color w:val="auto"/>
-          <w:sz w:val="26"/>
-          <w:szCs w:val="26"/>
+          <w:szCs w:val="28"/>
+        </w:rPr>
+        <w:t>Họ tên:</w:t>
+      </w:r>
+      <w:r>
+        <w:rPr>
+          <w:rFonts w:ascii="Times New Roman" w:hAnsi="Times New Roman"/>
+          <w:color w:val="auto"/>
+          <w:szCs w:val="28"/>
           <w:highlight w:val="yellow"/>
         </w:rPr>
-        <w:t xml:space="preserve"> {HOTEN}</w:t>
-      </w:r>
-      <w:r>
-        <w:rPr>
-          <w:rFonts w:ascii="Times New Roman" w:hAnsi="Times New Roman"/>
-          <w:color w:val="auto"/>
-          <w:sz w:val="20"/>
-        </w:rPr>
-        <w:t xml:space="preserve"/>
-      </w:r>
-      <w:r>
-        <w:rPr>
-          <w:rFonts w:ascii="Times New Roman" w:hAnsi="Times New Roman"/>
-          <w:color w:val="auto"/>
-          <w:sz w:val="26"/>
-          <w:szCs w:val="26"/>
+        <w:t xml:space="preserve"> {HOTEN</w:t>
+      </w:r>
+      <w:proofErr w:type="gramStart"/>
+      <w:r>
+        <w:rPr>
+          <w:rFonts w:ascii="Times New Roman" w:hAnsi="Times New Roman"/>
+          <w:color w:val="auto"/>
+          <w:szCs w:val="28"/>
+          <w:highlight w:val="yellow"/>
+        </w:rPr>
+        <w:t>}</w:t>
+      </w:r>
+      <w:r>
+        <w:rPr>
+          <w:rFonts w:ascii="Times New Roman" w:hAnsi="Times New Roman"/>
+          <w:color w:val="auto"/>
+          <w:szCs w:val="28"/>
           <w:vertAlign w:val="superscript"/>
         </w:rPr>
         <w:t>(</w:t>
       </w:r>
-      <w:r>
-        <w:rPr>
-          <w:rFonts w:ascii="Times New Roman" w:hAnsi="Times New Roman"/>
-          <w:color w:val="auto"/>
-          <w:sz w:val="26"/>
-          <w:szCs w:val="26"/>
+      <w:proofErr w:type="gramEnd"/>
+      <w:r>
+        <w:rPr>
+          <w:rFonts w:ascii="Times New Roman" w:hAnsi="Times New Roman"/>
+          <w:color w:val="auto"/>
+          <w:szCs w:val="28"/>
           <w:vertAlign w:val="superscript"/>
         </w:rPr>
         <w:t>4</w:t>
@@ -1533,8 +1112,7 @@
         <w:rPr>
           <w:rFonts w:ascii="Times New Roman" w:hAnsi="Times New Roman"/>
           <w:color w:val="auto"/>
-          <w:sz w:val="26"/>
-          <w:szCs w:val="26"/>
+          <w:szCs w:val="28"/>
           <w:vertAlign w:val="superscript"/>
         </w:rPr>
         <w:t>)</w:t>
@@ -1543,53 +1121,44 @@
         <w:rPr>
           <w:rFonts w:ascii="Times New Roman" w:hAnsi="Times New Roman"/>
           <w:color w:val="auto"/>
-          <w:sz w:val="26"/>
-          <w:szCs w:val="26"/>
-        </w:rPr>
-        <w:t xml:space="preserve">; Giới tính:</w:t>
-      </w:r>
-      <w:r>
-        <w:rPr>
-          <w:rFonts w:ascii="Times New Roman" w:hAnsi="Times New Roman"/>
-          <w:color w:val="auto"/>
-          <w:sz w:val="26"/>
-          <w:szCs w:val="26"/>
+          <w:szCs w:val="28"/>
+        </w:rPr>
+        <w:t>; Giới tính:</w:t>
+      </w:r>
+      <w:r>
+        <w:rPr>
+          <w:rFonts w:ascii="Times New Roman" w:hAnsi="Times New Roman"/>
+          <w:color w:val="auto"/>
+          <w:szCs w:val="28"/>
           <w:highlight w:val="yellow"/>
         </w:rPr>
-        <w:t xml:space="preserve"> {GIOITINH}</w:t>
-      </w:r>
-      <w:r>
-        <w:rPr>
-          <w:rFonts w:ascii="Times New Roman" w:hAnsi="Times New Roman"/>
-          <w:color w:val="auto"/>
-          <w:sz w:val="20"/>
-        </w:rPr>
-        <w:t xml:space="preserve"/>
-      </w:r>
-      <w:r>
-        <w:rPr>
-          <w:rFonts w:ascii="Times New Roman" w:hAnsi="Times New Roman"/>
-          <w:color w:val="auto"/>
-          <w:sz w:val="20"/>
-        </w:rPr>
-        <w:t xml:space="preserve"/>
-      </w:r>
-      <w:r>
-        <w:rPr>
-          <w:rFonts w:ascii="Times New Roman" w:hAnsi="Times New Roman"/>
-          <w:color w:val="auto"/>
-          <w:sz w:val="26"/>
-          <w:szCs w:val="26"/>
+        <w:t xml:space="preserve"> {GIOITINH</w:t>
+      </w:r>
+      <w:proofErr w:type="gramStart"/>
+      <w:r>
+        <w:rPr>
+          <w:rFonts w:ascii="Times New Roman" w:hAnsi="Times New Roman"/>
+          <w:color w:val="auto"/>
+          <w:szCs w:val="28"/>
+          <w:highlight w:val="yellow"/>
+        </w:rPr>
+        <w:t>}</w:t>
+      </w:r>
+      <w:r>
+        <w:rPr>
+          <w:rFonts w:ascii="Times New Roman" w:hAnsi="Times New Roman"/>
+          <w:color w:val="auto"/>
+          <w:szCs w:val="28"/>
           <w:vertAlign w:val="superscript"/>
         </w:rPr>
         <w:t>(</w:t>
       </w:r>
-      <w:r>
-        <w:rPr>
-          <w:rFonts w:ascii="Times New Roman" w:hAnsi="Times New Roman"/>
-          <w:color w:val="auto"/>
-          <w:sz w:val="26"/>
-          <w:szCs w:val="26"/>
+      <w:proofErr w:type="gramEnd"/>
+      <w:r>
+        <w:rPr>
+          <w:rFonts w:ascii="Times New Roman" w:hAnsi="Times New Roman"/>
+          <w:color w:val="auto"/>
+          <w:szCs w:val="28"/>
           <w:vertAlign w:val="superscript"/>
         </w:rPr>
         <w:t>5</w:t>
@@ -1598,8 +1167,7 @@
         <w:rPr>
           <w:rFonts w:ascii="Times New Roman" w:hAnsi="Times New Roman"/>
           <w:color w:val="auto"/>
-          <w:sz w:val="26"/>
-          <w:szCs w:val="26"/>
+          <w:szCs w:val="28"/>
           <w:vertAlign w:val="superscript"/>
         </w:rPr>
         <w:t>)</w:t>
@@ -1608,65 +1176,28 @@
         <w:rPr>
           <w:rFonts w:ascii="Times New Roman" w:hAnsi="Times New Roman"/>
           <w:color w:val="auto"/>
-          <w:sz w:val="26"/>
-          <w:szCs w:val="26"/>
-        </w:rPr>
-        <w:t xml:space="preserve">; </w:t>
-      </w:r>
-      <w:r>
-        <w:rPr>
-          <w:rFonts w:ascii="Times New Roman" w:hAnsi="Times New Roman"/>
-          <w:color w:val="auto"/>
-          <w:sz w:val="26"/>
-          <w:szCs w:val="26"/>
-        </w:rPr>
-        <w:t>Ng</w:t>
-      </w:r>
-      <w:r>
-        <w:rPr>
-          <w:rFonts w:ascii="Times New Roman" w:hAnsi="Times New Roman"/>
-          <w:color w:val="auto"/>
-          <w:sz w:val="26"/>
-          <w:szCs w:val="26"/>
-        </w:rPr>
-        <w:t>ày</w:t>
-      </w:r>
-      <w:r>
-        <w:rPr>
-          <w:rFonts w:ascii="Times New Roman" w:hAnsi="Times New Roman"/>
-          <w:color w:val="auto"/>
-          <w:sz w:val="26"/>
-          <w:szCs w:val="26"/>
-        </w:rPr>
-        <w:t xml:space="preserve"> sinh</w:t>
-      </w:r>
-      <w:r>
-        <w:rPr>
-          <w:rFonts w:ascii="Times New Roman" w:hAnsi="Times New Roman"/>
-          <w:color w:val="auto"/>
-          <w:sz w:val="26"/>
-          <w:szCs w:val="26"/>
-        </w:rPr>
-        <w:t>:</w:t>
-      </w:r>
-      <w:r>
-        <w:rPr>
-          <w:rFonts w:ascii="Times New Roman" w:hAnsi="Times New Roman"/>
-          <w:color w:val="auto"/>
-          <w:sz w:val="26"/>
-          <w:szCs w:val="26"/>
-        </w:rPr>
-        <w:t xml:space="preserve"/>
-      </w:r>
-      <w:r>
-        <w:rPr>
-          <w:rFonts w:ascii="Times New Roman" w:hAnsi="Times New Roman"/>
-          <w:color w:val="auto"/>
-          <w:sz w:val="26"/>
-          <w:szCs w:val="26"/>
+          <w:szCs w:val="28"/>
+        </w:rPr>
+        <w:t>; Ngày sinh:</w:t>
+      </w:r>
+      <w:r>
+        <w:rPr>
+          <w:rFonts w:ascii="Times New Roman" w:hAnsi="Times New Roman"/>
+          <w:color w:val="auto"/>
+          <w:szCs w:val="28"/>
           <w:highlight w:val="yellow"/>
         </w:rPr>
-        <w:t xml:space="preserve"> {NGAYSINH}/{THANGSINH}/{NAMSINH}</w:t>
+        <w:t xml:space="preserve"> {NGAYSINH}/{THANGSINH}/{NAMSINH</w:t>
+      </w:r>
+      <w:proofErr w:type="gramStart"/>
+      <w:r>
+        <w:rPr>
+          <w:rFonts w:ascii="Times New Roman" w:hAnsi="Times New Roman"/>
+          <w:color w:val="auto"/>
+          <w:szCs w:val="28"/>
+          <w:highlight w:val="yellow"/>
+        </w:rPr>
+        <w:t>}</w:t>
       </w:r>
       <w:r>
         <w:rPr>
@@ -1674,21 +1205,22 @@
           <w:bCs/>
           <w:color w:val="000000"/>
           <w:spacing w:val="2"/>
-          <w:sz w:val="20"/>
-        </w:rPr>
-        <w:t xml:space="preserve"/>
-      </w:r>
+          <w:szCs w:val="28"/>
+          <w:vertAlign w:val="superscript"/>
+        </w:rPr>
+        <w:t>(</w:t>
+      </w:r>
+      <w:proofErr w:type="gramEnd"/>
       <w:r>
         <w:rPr>
           <w:rFonts w:ascii="Times New Roman" w:hAnsi="Times New Roman"/>
           <w:bCs/>
           <w:color w:val="000000"/>
           <w:spacing w:val="2"/>
-          <w:sz w:val="26"/>
-          <w:szCs w:val="26"/>
+          <w:szCs w:val="28"/>
           <w:vertAlign w:val="superscript"/>
         </w:rPr>
-        <w:t>(</w:t>
+        <w:t>6</w:t>
       </w:r>
       <w:r>
         <w:rPr>
@@ -1696,20 +1228,7 @@
           <w:bCs/>
           <w:color w:val="000000"/>
           <w:spacing w:val="2"/>
-          <w:sz w:val="26"/>
-          <w:szCs w:val="26"/>
-          <w:vertAlign w:val="superscript"/>
-        </w:rPr>
-        <w:t>6</w:t>
-      </w:r>
-      <w:r>
-        <w:rPr>
-          <w:rFonts w:ascii="Times New Roman" w:hAnsi="Times New Roman"/>
-          <w:bCs/>
-          <w:color w:val="000000"/>
-          <w:spacing w:val="2"/>
-          <w:sz w:val="26"/>
-          <w:szCs w:val="26"/>
+          <w:szCs w:val="28"/>
           <w:vertAlign w:val="superscript"/>
         </w:rPr>
         <w:t>)</w:t>
@@ -1728,68 +1247,22 @@
         <w:rPr>
           <w:rFonts w:ascii="Times New Roman" w:hAnsi="Times New Roman"/>
           <w:color w:val="auto"/>
-          <w:sz w:val="20"/>
+          <w:szCs w:val="28"/>
         </w:rPr>
       </w:pPr>
       <w:r>
         <w:rPr>
           <w:rFonts w:ascii="Times New Roman" w:hAnsi="Times New Roman"/>
           <w:color w:val="auto"/>
-          <w:sz w:val="26"/>
-          <w:szCs w:val="26"/>
-        </w:rPr>
-        <w:t xml:space="preserve">Nơi </w:t>
-      </w:r>
-      <w:r>
-        <w:rPr>
-          <w:rFonts w:ascii="Times New Roman" w:hAnsi="Times New Roman"/>
-          <w:color w:val="auto"/>
-          <w:sz w:val="26"/>
-          <w:szCs w:val="26"/>
-        </w:rPr>
-        <w:t>c</w:t>
-      </w:r>
-      <w:r>
-        <w:rPr>
-          <w:rFonts w:ascii="Times New Roman" w:hAnsi="Times New Roman"/>
-          <w:color w:val="auto"/>
-          <w:sz w:val="26"/>
-          <w:szCs w:val="26"/>
-        </w:rPr>
-        <w:t>ư</w:t>
-      </w:r>
-      <w:r>
-        <w:rPr>
-          <w:rFonts w:ascii="Times New Roman" w:hAnsi="Times New Roman"/>
-          <w:color w:val="auto"/>
-          <w:sz w:val="26"/>
-          <w:szCs w:val="26"/>
-        </w:rPr>
-        <w:t xml:space="preserve"> tr</w:t>
-      </w:r>
-      <w:r>
-        <w:rPr>
-          <w:rFonts w:ascii="Times New Roman" w:hAnsi="Times New Roman"/>
-          <w:color w:val="auto"/>
-          <w:sz w:val="26"/>
-          <w:szCs w:val="26"/>
-        </w:rPr>
-        <w:t>ú</w:t>
-      </w:r>
-      <w:r>
-        <w:rPr>
-          <w:rFonts w:ascii="Times New Roman" w:hAnsi="Times New Roman"/>
-          <w:color w:val="auto"/>
-          <w:sz w:val="26"/>
-          <w:szCs w:val="26"/>
-        </w:rPr>
-        <w:t>:</w:t>
-      </w:r>
-      <w:r>
-        <w:rPr>
-          <w:rFonts w:ascii="Times New Roman" w:hAnsi="Times New Roman"/>
-          <w:color w:val="auto"/>
-          <w:sz w:val="20"/>
+          <w:szCs w:val="28"/>
+        </w:rPr>
+        <w:t>Nơi cư trú:</w:t>
+      </w:r>
+      <w:r>
+        <w:rPr>
+          <w:rFonts w:ascii="Times New Roman" w:hAnsi="Times New Roman"/>
+          <w:color w:val="auto"/>
+          <w:szCs w:val="28"/>
         </w:rPr>
         <w:tab/>
       </w:r>
@@ -1797,8 +1270,7 @@
         <w:rPr>
           <w:rFonts w:ascii="Times New Roman" w:hAnsi="Times New Roman"/>
           <w:color w:val="auto"/>
-          <w:sz w:val="26"/>
-          <w:szCs w:val="26"/>
+          <w:szCs w:val="28"/>
           <w:vertAlign w:val="superscript"/>
         </w:rPr>
         <w:t>(</w:t>
@@ -1807,8 +1279,7 @@
         <w:rPr>
           <w:rFonts w:ascii="Times New Roman" w:hAnsi="Times New Roman"/>
           <w:color w:val="auto"/>
-          <w:sz w:val="26"/>
-          <w:szCs w:val="26"/>
+          <w:szCs w:val="28"/>
           <w:vertAlign w:val="superscript"/>
         </w:rPr>
         <w:t>7</w:t>
@@ -1817,8 +1288,7 @@
         <w:rPr>
           <w:rFonts w:ascii="Times New Roman" w:hAnsi="Times New Roman"/>
           <w:color w:val="auto"/>
-          <w:sz w:val="26"/>
-          <w:szCs w:val="26"/>
+          <w:szCs w:val="28"/>
           <w:vertAlign w:val="superscript"/>
         </w:rPr>
         <w:t>)</w:t>
@@ -1837,52 +1307,70 @@
         <w:rPr>
           <w:rFonts w:ascii="Times New Roman" w:hAnsi="Times New Roman"/>
           <w:color w:val="auto"/>
-          <w:sz w:val="20"/>
+          <w:szCs w:val="28"/>
         </w:rPr>
       </w:pPr>
       <w:r>
         <w:rPr>
           <w:rFonts w:ascii="Times New Roman" w:hAnsi="Times New Roman"/>
           <w:color w:val="auto"/>
-          <w:sz w:val="26"/>
-          <w:szCs w:val="26"/>
-        </w:rPr>
-        <w:t xml:space="preserve">Con ông:</w:t>
-      </w:r>
-      <w:r>
-        <w:rPr>
-          <w:rFonts w:ascii="Times New Roman" w:hAnsi="Times New Roman"/>
-          <w:color w:val="auto"/>
-          <w:sz w:val="26"/>
-          <w:szCs w:val="26"/>
+          <w:szCs w:val="28"/>
+        </w:rPr>
+        <w:t xml:space="preserve">Con </w:t>
+      </w:r>
+      <w:proofErr w:type="gramStart"/>
+      <w:r>
+        <w:rPr>
+          <w:rFonts w:ascii="Times New Roman" w:hAnsi="Times New Roman"/>
+          <w:color w:val="auto"/>
+          <w:szCs w:val="28"/>
+        </w:rPr>
+        <w:t>ông:</w:t>
+      </w:r>
+      <w:r>
+        <w:rPr>
+          <w:rFonts w:ascii="Times New Roman" w:hAnsi="Times New Roman"/>
+          <w:color w:val="auto"/>
+          <w:szCs w:val="28"/>
           <w:highlight w:val="yellow"/>
         </w:rPr>
-        <w:t xml:space="preserve"> {TENCHA}</w:t>
-      </w:r>
-      <w:r>
-        <w:rPr>
-          <w:rFonts w:ascii="Times New Roman" w:hAnsi="Times New Roman"/>
-          <w:color w:val="auto"/>
-          <w:sz w:val="20"/>
-        </w:rPr>
-        <w:t xml:space="preserve"/>
-      </w:r>
-      <w:r>
-        <w:rPr>
-          <w:rFonts w:ascii="Times New Roman" w:hAnsi="Times New Roman"/>
-          <w:color w:val="auto"/>
-          <w:sz w:val="26"/>
-          <w:szCs w:val="26"/>
+        <w:t xml:space="preserve"> {</w:t>
+      </w:r>
+      <w:proofErr w:type="gramEnd"/>
+      <w:r>
+        <w:rPr>
+          <w:rFonts w:ascii="Times New Roman" w:hAnsi="Times New Roman"/>
+          <w:color w:val="auto"/>
+          <w:szCs w:val="28"/>
+          <w:highlight w:val="yellow"/>
+        </w:rPr>
+        <w:t>TENCHA</w:t>
+      </w:r>
+      <w:proofErr w:type="gramStart"/>
+      <w:r>
+        <w:rPr>
+          <w:rFonts w:ascii="Times New Roman" w:hAnsi="Times New Roman"/>
+          <w:color w:val="auto"/>
+          <w:szCs w:val="28"/>
+          <w:highlight w:val="yellow"/>
+        </w:rPr>
+        <w:t>}</w:t>
+      </w:r>
+      <w:r>
+        <w:rPr>
+          <w:rFonts w:ascii="Times New Roman" w:hAnsi="Times New Roman"/>
+          <w:color w:val="auto"/>
+          <w:szCs w:val="28"/>
           <w:vertAlign w:val="superscript"/>
         </w:rPr>
         <w:t>(</w:t>
       </w:r>
-      <w:r>
-        <w:rPr>
-          <w:rFonts w:ascii="Times New Roman" w:hAnsi="Times New Roman"/>
-          <w:color w:val="auto"/>
-          <w:sz w:val="26"/>
-          <w:szCs w:val="26"/>
+      <w:proofErr w:type="gramEnd"/>
+      <w:r>
+        <w:rPr>
+          <w:rFonts w:ascii="Times New Roman" w:hAnsi="Times New Roman"/>
+          <w:color w:val="auto"/>
+          <w:szCs w:val="28"/>
           <w:vertAlign w:val="superscript"/>
         </w:rPr>
         <w:t>8</w:t>
@@ -1891,8 +1379,7 @@
         <w:rPr>
           <w:rFonts w:ascii="Times New Roman" w:hAnsi="Times New Roman"/>
           <w:color w:val="auto"/>
-          <w:sz w:val="26"/>
-          <w:szCs w:val="26"/>
+          <w:szCs w:val="28"/>
           <w:vertAlign w:val="superscript"/>
         </w:rPr>
         <w:t>)</w:t>
@@ -1901,50 +1388,15 @@
         <w:rPr>
           <w:rFonts w:ascii="Times New Roman" w:hAnsi="Times New Roman"/>
           <w:color w:val="auto"/>
-          <w:sz w:val="20"/>
-        </w:rPr>
-        <w:t xml:space="preserve"> </w:t>
-      </w:r>
-      <w:r>
-        <w:rPr>
-          <w:rFonts w:ascii="Times New Roman" w:hAnsi="Times New Roman"/>
-          <w:color w:val="auto"/>
-          <w:sz w:val="26"/>
-          <w:szCs w:val="26"/>
-        </w:rPr>
-        <w:t xml:space="preserve">và </w:t>
-      </w:r>
-      <w:r>
-        <w:rPr>
-          <w:rFonts w:ascii="Times New Roman" w:hAnsi="Times New Roman"/>
-          <w:color w:val="auto"/>
-          <w:sz w:val="26"/>
-          <w:szCs w:val="26"/>
-        </w:rPr>
-        <w:t>b</w:t>
-      </w:r>
-      <w:r>
-        <w:rPr>
-          <w:rFonts w:ascii="Times New Roman" w:hAnsi="Times New Roman"/>
-          <w:color w:val="auto"/>
-          <w:sz w:val="26"/>
-          <w:szCs w:val="26"/>
-        </w:rPr>
-        <w:t>à:</w:t>
-      </w:r>
-      <w:r>
-        <w:rPr>
-          <w:rFonts w:ascii="Times New Roman" w:hAnsi="Times New Roman"/>
-          <w:color w:val="auto"/>
-          <w:sz w:val="20"/>
-        </w:rPr>
-        <w:t xml:space="preserve"/>
-      </w:r>
-      <w:r>
-        <w:rPr>
-          <w:rFonts w:ascii="Times New Roman" w:hAnsi="Times New Roman"/>
-          <w:color w:val="auto"/>
-          <w:sz w:val="20"/>
+          <w:szCs w:val="28"/>
+        </w:rPr>
+        <w:t xml:space="preserve"> và bà:</w:t>
+      </w:r>
+      <w:r>
+        <w:rPr>
+          <w:rFonts w:ascii="Times New Roman" w:hAnsi="Times New Roman"/>
+          <w:color w:val="auto"/>
+          <w:szCs w:val="28"/>
           <w:highlight w:val="yellow"/>
         </w:rPr>
         <w:t xml:space="preserve"> {TENME}</w:t>
@@ -1953,7 +1405,7 @@
         <w:rPr>
           <w:rFonts w:ascii="Times New Roman" w:hAnsi="Times New Roman"/>
           <w:color w:val="auto"/>
-          <w:sz w:val="20"/>
+          <w:szCs w:val="28"/>
         </w:rPr>
         <w:tab/>
       </w:r>
@@ -1961,8 +1413,7 @@
         <w:rPr>
           <w:rFonts w:ascii="Times New Roman" w:hAnsi="Times New Roman"/>
           <w:color w:val="auto"/>
-          <w:sz w:val="26"/>
-          <w:szCs w:val="26"/>
+          <w:szCs w:val="28"/>
           <w:vertAlign w:val="superscript"/>
         </w:rPr>
         <w:t>(</w:t>
@@ -1971,8 +1422,7 @@
         <w:rPr>
           <w:rFonts w:ascii="Times New Roman" w:hAnsi="Times New Roman"/>
           <w:color w:val="auto"/>
-          <w:sz w:val="26"/>
-          <w:szCs w:val="26"/>
+          <w:szCs w:val="28"/>
           <w:vertAlign w:val="superscript"/>
         </w:rPr>
         <w:t>9</w:t>
@@ -1981,8 +1431,7 @@
         <w:rPr>
           <w:rFonts w:ascii="Times New Roman" w:hAnsi="Times New Roman"/>
           <w:color w:val="auto"/>
-          <w:sz w:val="26"/>
-          <w:szCs w:val="26"/>
+          <w:szCs w:val="28"/>
           <w:vertAlign w:val="superscript"/>
         </w:rPr>
         <w:t>)</w:t>
@@ -1999,8 +1448,6 @@
           <w:bCs/>
           <w:color w:val="000000"/>
           <w:spacing w:val="2"/>
-          <w:sz w:val="20"/>
-          <w:szCs w:val="20"/>
         </w:rPr>
       </w:pPr>
       <w:r>
@@ -2008,205 +1455,31 @@
           <w:bCs/>
           <w:color w:val="000000"/>
           <w:spacing w:val="2"/>
-          <w:sz w:val="26"/>
-          <w:szCs w:val="26"/>
-        </w:rPr>
-        <w:t>Ng</w:t>
+        </w:rPr>
+        <w:t>Ngày chấp hành xong án phạt tù/được đặc xá:</w:t>
       </w:r>
       <w:r>
         <w:rPr>
           <w:bCs/>
           <w:color w:val="000000"/>
           <w:spacing w:val="2"/>
-          <w:sz w:val="26"/>
-          <w:szCs w:val="26"/>
-        </w:rPr>
-        <w:t>ày</w:t>
+          <w:highlight w:val="yellow"/>
+        </w:rPr>
+        <w:t xml:space="preserve"> {NGAYCHXAPT}/{THANGCHXAPT}/{NAMCHXAPT}</w:t>
       </w:r>
       <w:r>
         <w:rPr>
           <w:bCs/>
           <w:color w:val="000000"/>
           <w:spacing w:val="2"/>
-          <w:sz w:val="26"/>
-          <w:szCs w:val="26"/>
-        </w:rPr>
-        <w:t xml:space="preserve"> c</w:t>
+        </w:rPr>
+        <w:t xml:space="preserve">, tại </w:t>
       </w:r>
       <w:r>
         <w:rPr>
           <w:bCs/>
           <w:color w:val="000000"/>
           <w:spacing w:val="2"/>
-          <w:sz w:val="26"/>
-          <w:szCs w:val="26"/>
-        </w:rPr>
-        <w:t xml:space="preserve">hấp hành </w:t>
-      </w:r>
-      <w:r>
-        <w:rPr>
-          <w:bCs/>
-          <w:color w:val="000000"/>
-          <w:spacing w:val="2"/>
-          <w:sz w:val="26"/>
-          <w:szCs w:val="26"/>
-        </w:rPr>
-        <w:t xml:space="preserve">xong </w:t>
-      </w:r>
-      <w:r>
-        <w:rPr>
-          <w:bCs/>
-          <w:color w:val="000000"/>
-          <w:spacing w:val="2"/>
-          <w:sz w:val="26"/>
-          <w:szCs w:val="26"/>
-        </w:rPr>
-        <w:t xml:space="preserve">án phạt </w:t>
-      </w:r>
-      <w:r>
-        <w:rPr>
-          <w:bCs/>
-          <w:color w:val="000000"/>
-          <w:spacing w:val="2"/>
-          <w:sz w:val="26"/>
-          <w:szCs w:val="26"/>
-        </w:rPr>
-        <w:t>t</w:t>
-      </w:r>
-      <w:r>
-        <w:rPr>
-          <w:bCs/>
-          <w:color w:val="000000"/>
-          <w:spacing w:val="2"/>
-          <w:sz w:val="26"/>
-          <w:szCs w:val="26"/>
-        </w:rPr>
-        <w:t>ù</w:t>
-      </w:r>
-      <w:r>
-        <w:rPr>
-          <w:bCs/>
-          <w:color w:val="000000"/>
-          <w:spacing w:val="2"/>
-          <w:sz w:val="26"/>
-          <w:szCs w:val="26"/>
-        </w:rPr>
-        <w:t>/</w:t>
-      </w:r>
-      <w:r>
-        <w:rPr>
-          <w:bCs/>
-          <w:color w:val="000000"/>
-          <w:spacing w:val="2"/>
-          <w:sz w:val="26"/>
-          <w:szCs w:val="26"/>
-        </w:rPr>
-        <w:t>được</w:t>
-      </w:r>
-      <w:r>
-        <w:rPr>
-          <w:bCs/>
-          <w:color w:val="000000"/>
-          <w:spacing w:val="2"/>
-          <w:sz w:val="26"/>
-          <w:szCs w:val="26"/>
-        </w:rPr>
-        <w:t xml:space="preserve"> </w:t>
-      </w:r>
-      <w:r>
-        <w:rPr>
-          <w:bCs/>
-          <w:color w:val="000000"/>
-          <w:spacing w:val="2"/>
-          <w:sz w:val="26"/>
-          <w:szCs w:val="26"/>
-        </w:rPr>
-        <w:t>đặc</w:t>
-      </w:r>
-      <w:r>
-        <w:rPr>
-          <w:bCs/>
-          <w:color w:val="000000"/>
-          <w:spacing w:val="2"/>
-          <w:sz w:val="26"/>
-          <w:szCs w:val="26"/>
-        </w:rPr>
-        <w:t xml:space="preserve"> x</w:t>
-      </w:r>
-      <w:r>
-        <w:rPr>
-          <w:bCs/>
-          <w:color w:val="000000"/>
-          <w:spacing w:val="2"/>
-          <w:sz w:val="26"/>
-          <w:szCs w:val="26"/>
-        </w:rPr>
-        <w:t>á</w:t>
-      </w:r>
-      <w:r>
-        <w:rPr>
-          <w:bCs/>
-          <w:color w:val="000000"/>
-          <w:spacing w:val="2"/>
-          <w:sz w:val="26"/>
-          <w:szCs w:val="26"/>
-        </w:rPr>
-        <w:t xml:space="preserve">:</w:t>
-      </w:r>
-      <w:r>
-        <w:rPr>
-          <w:bCs/>
-          <w:color w:val="000000"/>
-          <w:spacing w:val="2"/>
-          <w:sz w:val="26"/>
-          <w:szCs w:val="26"/>
-          <w:highlight w:val="yellow"/>
-        </w:rPr>
-        <w:t xml:space="preserve"> {NGAYCHXAPT}/{THANGCHXAPT}/{NAMCHXAPT}</w:t>
-      </w:r>
-      <w:r>
-        <w:rPr>
-          <w:bCs/>
-          <w:color w:val="000000"/>
-          <w:spacing w:val="2"/>
-          <w:sz w:val="20"/>
-          <w:szCs w:val="20"/>
-        </w:rPr>
-        <w:t xml:space="preserve"/>
-      </w:r>
-      <w:r>
-        <w:rPr>
-          <w:bCs/>
-          <w:color w:val="000000"/>
-          <w:spacing w:val="2"/>
-        </w:rPr>
-        <w:t xml:space="preserve">, </w:t>
-      </w:r>
-      <w:r>
-        <w:rPr>
-          <w:bCs/>
-          <w:color w:val="000000"/>
-          <w:spacing w:val="2"/>
-          <w:sz w:val="26"/>
-          <w:szCs w:val="26"/>
-        </w:rPr>
-        <w:t>tại</w:t>
-      </w:r>
-      <w:r>
-        <w:rPr>
-          <w:bCs/>
-          <w:color w:val="000000"/>
-          <w:spacing w:val="2"/>
-        </w:rPr>
-        <w:t xml:space="preserve"> </w:t>
-      </w:r>
-      <w:r>
-        <w:rPr>
-          <w:bCs/>
-          <w:color w:val="000000"/>
-          <w:spacing w:val="2"/>
-          <w:sz w:val="20"/>
-          <w:szCs w:val="20"/>
         </w:rPr>
         <w:tab/>
       </w:r>
@@ -2222,37 +1495,26 @@
           <w:bCs/>
           <w:color w:val="000000"/>
           <w:spacing w:val="2"/>
-          <w:sz w:val="26"/>
-          <w:szCs w:val="26"/>
           <w:vertAlign w:val="superscript"/>
         </w:rPr>
       </w:pPr>
       <w:r>
-        <w:rPr>
-          <w:sz w:val="20"/>
-        </w:rPr>
         <w:tab/>
       </w:r>
       <w:r>
         <w:rPr>
-          <w:sz w:val="26"/>
-          <w:szCs w:val="26"/>
           <w:vertAlign w:val="superscript"/>
         </w:rPr>
         <w:t>(1</w:t>
       </w:r>
       <w:r>
         <w:rPr>
-          <w:sz w:val="26"/>
-          <w:szCs w:val="26"/>
           <w:vertAlign w:val="superscript"/>
         </w:rPr>
         <w:t>0</w:t>
       </w:r>
       <w:r>
         <w:rPr>
-          <w:sz w:val="26"/>
-          <w:szCs w:val="26"/>
           <w:vertAlign w:val="superscript"/>
         </w:rPr>
         <w:t>)</w:t>
@@ -2262,10 +1524,6 @@
       <w:pPr>
         <w:spacing w:before="20" w:after="20" w:line="360" w:lineRule="exact"/>
         <w:jc w:val="both"/>
-        <w:rPr>
-          <w:sz w:val="26"/>
-          <w:szCs w:val="26"/>
-        </w:rPr>
       </w:pPr>
       <w:r>
         <w:rPr>
@@ -2273,8 +1531,6 @@
           <w:bCs/>
           <w:color w:val="000000"/>
           <w:spacing w:val="2"/>
-          <w:sz w:val="26"/>
-          <w:szCs w:val="26"/>
         </w:rPr>
         <w:t xml:space="preserve">- </w:t>
       </w:r>
@@ -2284,8 +1540,6 @@
           <w:bCs/>
           <w:color w:val="000000"/>
           <w:spacing w:val="2"/>
-          <w:sz w:val="26"/>
-          <w:szCs w:val="26"/>
         </w:rPr>
         <w:t xml:space="preserve">Người </w:t>
       </w:r>
@@ -2295,22 +1549,18 @@
           <w:bCs/>
           <w:color w:val="000000"/>
           <w:spacing w:val="2"/>
-          <w:sz w:val="26"/>
-          <w:szCs w:val="26"/>
-        </w:rPr>
-        <w:t>giúp đỡ</w:t>
-      </w:r>
+        </w:rPr>
+        <w:t xml:space="preserve">giúp </w:t>
+      </w:r>
+      <w:proofErr w:type="gramStart"/>
       <w:r>
         <w:rPr>
           <w:b/>
           <w:bCs/>
           <w:color w:val="000000"/>
           <w:spacing w:val="2"/>
-          <w:sz w:val="26"/>
-          <w:szCs w:val="26"/>
-          <w:vertAlign w:val="superscript"/>
-        </w:rPr>
-        <w:t>(1</w:t>
+        </w:rPr>
+        <w:t>đỡ</w:t>
       </w:r>
       <w:r>
         <w:rPr>
@@ -2318,37 +1568,48 @@
           <w:bCs/>
           <w:color w:val="000000"/>
           <w:spacing w:val="2"/>
-          <w:sz w:val="26"/>
-          <w:szCs w:val="26"/>
           <w:vertAlign w:val="superscript"/>
         </w:rPr>
-        <w:t>1</w:t>
-      </w:r>
+        <w:t>(</w:t>
+      </w:r>
+      <w:proofErr w:type="gramEnd"/>
       <w:r>
         <w:rPr>
           <w:b/>
           <w:bCs/>
           <w:color w:val="000000"/>
           <w:spacing w:val="2"/>
-          <w:sz w:val="26"/>
-          <w:szCs w:val="26"/>
           <w:vertAlign w:val="superscript"/>
         </w:rPr>
+        <w:t>1</w:t>
+      </w:r>
+      <w:r>
+        <w:rPr>
+          <w:b/>
+          <w:bCs/>
+          <w:color w:val="000000"/>
+          <w:spacing w:val="2"/>
+          <w:vertAlign w:val="superscript"/>
+        </w:rPr>
+        <w:t>1</w:t>
+      </w:r>
+      <w:r>
+        <w:rPr>
+          <w:b/>
+          <w:bCs/>
+          <w:color w:val="000000"/>
+          <w:spacing w:val="2"/>
+          <w:vertAlign w:val="superscript"/>
+        </w:rPr>
         <w:t>)</w:t>
       </w:r>
       <w:r>
         <w:rPr>
           <w:b/>
-          <w:sz w:val="26"/>
-          <w:szCs w:val="26"/>
         </w:rPr>
         <w:t>:</w:t>
       </w:r>
       <w:r>
-        <w:rPr>
-          <w:sz w:val="26"/>
-          <w:szCs w:val="26"/>
-        </w:rPr>
         <w:t xml:space="preserve"> </w:t>
       </w:r>
     </w:p>
@@ -2356,174 +1617,50 @@
       <w:pPr>
         <w:spacing w:before="20" w:after="20" w:line="360" w:lineRule="exact"/>
         <w:jc w:val="both"/>
-        <w:rPr>
-          <w:sz w:val="20"/>
-          <w:szCs w:val="20"/>
-        </w:rPr>
       </w:pPr>
       <w:r>
-        <w:rPr>
-          <w:sz w:val="26"/>
-          <w:szCs w:val="26"/>
-        </w:rPr>
-        <w:t>H</w:t>
-      </w:r>
-      <w:r>
-        <w:rPr>
-          <w:sz w:val="26"/>
-          <w:szCs w:val="26"/>
-        </w:rPr>
-        <w:t>ọ</w:t>
-      </w:r>
-      <w:r>
-        <w:rPr>
-          <w:sz w:val="26"/>
-          <w:szCs w:val="26"/>
-        </w:rPr>
-        <w:t xml:space="preserve"> t</w:t>
-      </w:r>
-      <w:r>
-        <w:rPr>
-          <w:sz w:val="26"/>
-          <w:szCs w:val="26"/>
-        </w:rPr>
-        <w:t>ê</w:t>
-      </w:r>
-      <w:r>
-        <w:rPr>
-          <w:sz w:val="26"/>
-          <w:szCs w:val="26"/>
-        </w:rPr>
-        <w:t xml:space="preserve">n:</w:t>
-      </w:r>
-      <w:r>
-        <w:rPr>
-          <w:sz w:val="26"/>
-          <w:szCs w:val="26"/>
-          <w:highlight w:val="yellow"/>
-        </w:rPr>
-        <w:t xml:space="preserve"> {HOTEN}</w:t>
-      </w:r>
-      <w:r>
-        <w:rPr>
-          <w:sz w:val="20"/>
-          <w:szCs w:val="20"/>
-        </w:rPr>
-        <w:t xml:space="preserve"/>
-      </w:r>
-      <w:r>
-        <w:rPr>
-          <w:sz w:val="20"/>
-          <w:szCs w:val="20"/>
-        </w:rPr>
-        <w:t xml:space="preserve"/>
-      </w:r>
-      <w:r>
-        <w:rPr>
-          <w:sz w:val="20"/>
-          <w:szCs w:val="20"/>
-        </w:rPr>
-        <w:t xml:space="preserve"/>
+        <w:t>Họ tên:</w:t>
+      </w:r>
+      <w:r>
+        <w:t xml:space="preserve"> </w:t>
+      </w:r>
+      <w:r>
+        <w:t>.........................................................................................</w:t>
+      </w:r>
+      <w:r>
+        <w:t>....................</w:t>
+      </w:r>
+      <w:r>
+        <w:t>.......</w:t>
       </w:r>
     </w:p>
     <w:p>
       <w:pPr>
         <w:spacing w:before="20" w:after="20" w:line="360" w:lineRule="exact"/>
         <w:jc w:val="both"/>
-        <w:rPr>
-          <w:sz w:val="20"/>
-          <w:szCs w:val="20"/>
-        </w:rPr>
       </w:pPr>
       <w:r>
-        <w:rPr>
-          <w:sz w:val="26"/>
-          <w:szCs w:val="26"/>
-        </w:rPr>
-        <w:t>Địa</w:t>
-      </w:r>
-      <w:r>
-        <w:rPr>
-          <w:sz w:val="26"/>
-          <w:szCs w:val="26"/>
-        </w:rPr>
-        <w:t xml:space="preserve"> ch</w:t>
-      </w:r>
-      <w:r>
-        <w:rPr>
-          <w:sz w:val="26"/>
-          <w:szCs w:val="26"/>
-        </w:rPr>
-        <w:t>ỉ</w:t>
-      </w:r>
-      <w:r>
-        <w:rPr>
-          <w:sz w:val="26"/>
-          <w:szCs w:val="26"/>
-        </w:rPr>
-        <w:t xml:space="preserve"> c</w:t>
-      </w:r>
-      <w:r>
-        <w:rPr>
-          <w:sz w:val="26"/>
-          <w:szCs w:val="26"/>
-        </w:rPr>
-        <w:t>ư</w:t>
-      </w:r>
-      <w:r>
-        <w:rPr>
-          <w:sz w:val="26"/>
-          <w:szCs w:val="26"/>
-        </w:rPr>
-        <w:t xml:space="preserve"> tr</w:t>
-      </w:r>
-      <w:r>
-        <w:rPr>
-          <w:sz w:val="26"/>
-          <w:szCs w:val="26"/>
-        </w:rPr>
-        <w:t>ú</w:t>
-      </w:r>
-      <w:r>
-        <w:rPr>
-          <w:sz w:val="26"/>
-          <w:szCs w:val="26"/>
-        </w:rPr>
+        <w:t>Địa chỉ cư trú</w:t>
+      </w:r>
+      <w:r>
         <w:t>:</w:t>
       </w:r>
       <w:r>
-        <w:rPr>
-          <w:sz w:val="26"/>
-          <w:szCs w:val="26"/>
-        </w:rPr>
-        <w:t xml:space="preserve"> </w:t>
-      </w:r>
-      <w:r>
-        <w:rPr>
-          <w:sz w:val="20"/>
-          <w:szCs w:val="20"/>
-        </w:rPr>
-        <w:t>...........................................................................................................................</w:t>
-      </w:r>
-      <w:r>
-        <w:rPr>
-          <w:sz w:val="20"/>
-          <w:szCs w:val="20"/>
-        </w:rPr>
+        <w:t xml:space="preserve"> ...........................................................................</w:t>
+      </w:r>
+      <w:r>
         <w:t>..</w:t>
       </w:r>
       <w:r>
-        <w:rPr>
-          <w:sz w:val="20"/>
-          <w:szCs w:val="20"/>
-        </w:rPr>
-        <w:t>........................</w:t>
-      </w:r>
-      <w:r>
-        <w:rPr>
-          <w:sz w:val="20"/>
-          <w:szCs w:val="20"/>
-        </w:rPr>
+        <w:t>.................</w:t>
+      </w:r>
+      <w:r>
+        <w:t>...</w:t>
+      </w:r>
+      <w:r>
+        <w:t>.......</w:t>
+      </w:r>
+      <w:r>
         <w:t>.</w:t>
       </w:r>
     </w:p>
@@ -2539,118 +1676,51 @@
         <w:rPr>
           <w:rFonts w:ascii="Times New Roman" w:hAnsi="Times New Roman"/>
           <w:color w:val="auto"/>
-          <w:sz w:val="20"/>
+          <w:szCs w:val="28"/>
         </w:rPr>
       </w:pPr>
       <w:r>
         <w:rPr>
           <w:rFonts w:ascii="Times New Roman" w:hAnsi="Times New Roman"/>
           <w:color w:val="auto"/>
-          <w:sz w:val="26"/>
-          <w:szCs w:val="26"/>
-        </w:rPr>
-        <w:t xml:space="preserve">Chức vụ, nghề nghiệp, nơi làm việc:</w:t>
-      </w:r>
-      <w:r>
-        <w:rPr>
-          <w:rFonts w:ascii="Times New Roman" w:hAnsi="Times New Roman"/>
-          <w:color w:val="auto"/>
-          <w:sz w:val="26"/>
-          <w:szCs w:val="26"/>
-          <w:highlight w:val="yellow"/>
-        </w:rPr>
-        <w:t xml:space="preserve"> {NOILAMVIEC}</w:t>
-      </w:r>
-      <w:r>
-        <w:rPr>
-          <w:rFonts w:ascii="Times New Roman" w:hAnsi="Times New Roman"/>
-          <w:color w:val="auto"/>
-          <w:sz w:val="20"/>
-        </w:rPr>
-        <w:t xml:space="preserve"/>
-      </w:r>
-      <w:r>
-        <w:rPr>
-          <w:rFonts w:ascii="Times New Roman" w:hAnsi="Times New Roman"/>
-          <w:color w:val="auto"/>
-          <w:sz w:val="20"/>
-        </w:rPr>
-        <w:t xml:space="preserve"/>
-      </w:r>
-      <w:r>
-        <w:rPr>
-          <w:rFonts w:ascii="Times New Roman" w:hAnsi="Times New Roman"/>
-          <w:color w:val="auto"/>
-          <w:sz w:val="20"/>
-        </w:rPr>
-        <w:t xml:space="preserve"/>
-      </w:r>
-    </w:p>
-    <w:p>
-      <w:pPr>
-        <w:tabs>
-          <w:tab w:val="right" w:leader="dot" w:pos="9072"/>
-        </w:tabs>
-        <w:spacing w:before="20" w:after="20" w:line="360" w:lineRule="exact"/>
-        <w:jc w:val="both"/>
-        <w:rPr>
-          <w:bCs/>
-          <w:color w:val="000000"/>
-          <w:spacing w:val="2"/>
-          <w:sz w:val="20"/>
-          <w:szCs w:val="20"/>
-        </w:rPr>
-      </w:pPr>
-      <w:r>
-        <w:rPr>
-          <w:sz w:val="20"/>
-        </w:rPr>
-        <w:tab/>
-      </w:r>
-    </w:p>
-    <w:p>
-      <w:pPr>
-        <w:tabs>
-          <w:tab w:val="right" w:leader="dot" w:pos="9072"/>
-        </w:tabs>
-        <w:spacing w:before="20" w:after="20" w:line="360" w:lineRule="exact"/>
-        <w:jc w:val="both"/>
-        <w:rPr>
-          <w:bCs/>
-          <w:color w:val="000000"/>
-          <w:spacing w:val="2"/>
-          <w:sz w:val="20"/>
-          <w:szCs w:val="20"/>
-        </w:rPr>
-      </w:pPr>
-      <w:r>
-        <w:rPr>
-          <w:sz w:val="20"/>
-        </w:rPr>
-        <w:tab/>
-      </w:r>
-    </w:p>
-    <w:p>
-      <w:pPr>
-        <w:tabs>
-          <w:tab w:val="right" w:leader="dot" w:pos="9072"/>
-        </w:tabs>
-        <w:spacing w:before="20" w:after="20" w:line="360" w:lineRule="exact"/>
-        <w:jc w:val="both"/>
-        <w:rPr>
-          <w:bCs/>
-          <w:color w:val="000000"/>
-          <w:spacing w:val="2"/>
-          <w:sz w:val="20"/>
-          <w:szCs w:val="20"/>
-        </w:rPr>
-      </w:pPr>
-      <w:r>
-        <w:rPr>
-          <w:sz w:val="20"/>
-        </w:rPr>
-        <w:tab/>
-      </w:r>
+          <w:szCs w:val="28"/>
+        </w:rPr>
+        <w:t xml:space="preserve">Chức vụ, nghề nghiệp, nơi làm </w:t>
+      </w:r>
+      <w:proofErr w:type="gramStart"/>
+      <w:r>
+        <w:rPr>
+          <w:rFonts w:ascii="Times New Roman" w:hAnsi="Times New Roman"/>
+          <w:color w:val="auto"/>
+          <w:szCs w:val="28"/>
+        </w:rPr>
+        <w:t>việc:</w:t>
+      </w:r>
+      <w:r>
+        <w:rPr>
+          <w:rFonts w:ascii="Times New Roman" w:hAnsi="Times New Roman"/>
+          <w:color w:val="auto"/>
+          <w:szCs w:val="28"/>
+        </w:rPr>
+        <w:t>...................</w:t>
+      </w:r>
+      <w:r>
+        <w:rPr>
+          <w:rFonts w:ascii="Times New Roman" w:hAnsi="Times New Roman"/>
+          <w:color w:val="auto"/>
+          <w:szCs w:val="28"/>
+        </w:rPr>
+        <w:t>............</w:t>
+      </w:r>
+      <w:r>
+        <w:rPr>
+          <w:rFonts w:ascii="Times New Roman" w:hAnsi="Times New Roman"/>
+          <w:color w:val="auto"/>
+          <w:szCs w:val="28"/>
+        </w:rPr>
+        <w:t>........................................</w:t>
+      </w:r>
+      <w:proofErr w:type="gramEnd"/>
     </w:p>
     <w:p>
       <w:pPr>
@@ -2660,201 +1730,67 @@
         <w:spacing w:before="120" w:after="20" w:line="360" w:lineRule="exact"/>
         <w:ind w:firstLine="567"/>
         <w:jc w:val="both"/>
-        <w:rPr>
-          <w:sz w:val="26"/>
-          <w:szCs w:val="26"/>
-        </w:rPr>
       </w:pPr>
       <w:r>
-        <w:rPr>
-          <w:sz w:val="26"/>
-          <w:szCs w:val="26"/>
-        </w:rPr>
         <w:t>Đ</w:t>
       </w:r>
       <w:r>
-        <w:rPr>
-          <w:sz w:val="26"/>
-          <w:szCs w:val="26"/>
-        </w:rPr>
         <w:t xml:space="preserve">ề nghị Chủ tịch </w:t>
       </w:r>
       <w:r>
-        <w:rPr>
-          <w:sz w:val="26"/>
-          <w:szCs w:val="26"/>
-        </w:rPr>
-        <w:t>U</w:t>
-      </w:r>
-      <w:r>
-        <w:rPr>
-          <w:sz w:val="26"/>
-          <w:szCs w:val="26"/>
-        </w:rPr>
-        <w:t>ỷ</w:t>
-      </w:r>
-      <w:r>
-        <w:rPr>
-          <w:sz w:val="26"/>
-          <w:szCs w:val="26"/>
-        </w:rPr>
-        <w:t xml:space="preserve"> ban nh</w:t>
-      </w:r>
-      <w:r>
-        <w:rPr>
-          <w:sz w:val="26"/>
-          <w:szCs w:val="26"/>
-        </w:rPr>
-        <w:t>â</w:t>
-      </w:r>
-      <w:r>
-        <w:rPr>
-          <w:sz w:val="26"/>
-          <w:szCs w:val="26"/>
-        </w:rPr>
-        <w:t>n d</w:t>
-      </w:r>
-      <w:r>
-        <w:rPr>
-          <w:sz w:val="26"/>
-          <w:szCs w:val="26"/>
-        </w:rPr>
-        <w:t>â</w:t>
-      </w:r>
-      <w:r>
-        <w:rPr>
-          <w:sz w:val="26"/>
-          <w:szCs w:val="26"/>
-        </w:rPr>
-        <w:t xml:space="preserve">n phường Hàng Gòn</w:t>
-      </w:r>
-      <w:r>
-        <w:rPr>
-          <w:sz w:val="20"/>
-          <w:szCs w:val="20"/>
-        </w:rPr>
-        <w:t xml:space="preserve"/>
-      </w:r>
-      <w:r>
-        <w:rPr>
-          <w:sz w:val="20"/>
-          <w:szCs w:val="20"/>
-        </w:rPr>
-        <w:t xml:space="preserve"/>
-      </w:r>
-      <w:r>
-        <w:rPr>
-          <w:sz w:val="20"/>
-          <w:szCs w:val="20"/>
-        </w:rPr>
-        <w:t xml:space="preserve"/>
-      </w:r>
-      <w:r>
-        <w:rPr>
-          <w:sz w:val="26"/>
-          <w:szCs w:val="26"/>
+        <w:t xml:space="preserve">Uỷ ban nhân dân phường Hàng </w:t>
+      </w:r>
+      <w:proofErr w:type="gramStart"/>
+      <w:r>
+        <w:t>Gòn</w:t>
+      </w:r>
+      <w:r>
+        <w:rPr>
           <w:vertAlign w:val="superscript"/>
         </w:rPr>
         <w:t>(</w:t>
       </w:r>
-      <w:r>
-        <w:rPr>
-          <w:sz w:val="26"/>
-          <w:szCs w:val="26"/>
+      <w:proofErr w:type="gramEnd"/>
+      <w:r>
+        <w:rPr>
           <w:vertAlign w:val="superscript"/>
         </w:rPr>
         <w:t>1</w:t>
       </w:r>
       <w:r>
         <w:rPr>
-          <w:sz w:val="26"/>
-          <w:szCs w:val="26"/>
           <w:vertAlign w:val="superscript"/>
         </w:rPr>
         <w:t>)</w:t>
       </w:r>
       <w:r>
-        <w:rPr>
-          <w:sz w:val="20"/>
-          <w:szCs w:val="20"/>
-        </w:rPr>
         <w:t xml:space="preserve"> </w:t>
       </w:r>
       <w:r>
-        <w:rPr>
-          <w:sz w:val="26"/>
-          <w:szCs w:val="26"/>
-        </w:rPr>
         <w:t xml:space="preserve">ký Quyết định phân công </w:t>
       </w:r>
       <w:r>
-        <w:rPr>
-          <w:sz w:val="26"/>
-          <w:szCs w:val="26"/>
-        </w:rPr>
         <w:t xml:space="preserve">cá nhân </w:t>
       </w:r>
       <w:r>
-        <w:rPr>
-          <w:sz w:val="26"/>
-          <w:szCs w:val="26"/>
-        </w:rPr>
         <w:t xml:space="preserve">thực hiện </w:t>
       </w:r>
       <w:r>
-        <w:rPr>
-          <w:sz w:val="26"/>
-          <w:szCs w:val="26"/>
-        </w:rPr>
         <w:t>giúp đỡ</w:t>
       </w:r>
       <w:r>
-        <w:rPr>
-          <w:sz w:val="26"/>
-          <w:szCs w:val="26"/>
-        </w:rPr>
         <w:t xml:space="preserve"> đối với </w:t>
       </w:r>
       <w:r>
-        <w:rPr>
-          <w:sz w:val="26"/>
-          <w:szCs w:val="26"/>
-        </w:rPr>
         <w:t xml:space="preserve">người chấp hành xong </w:t>
       </w:r>
       <w:r>
-        <w:rPr>
-          <w:sz w:val="26"/>
-          <w:szCs w:val="26"/>
-        </w:rPr>
         <w:t>hình phạt tù</w:t>
       </w:r>
       <w:r>
-        <w:rPr>
-          <w:sz w:val="26"/>
-          <w:szCs w:val="26"/>
-        </w:rPr>
-        <w:t xml:space="preserve"> tr</w:t>
-      </w:r>
-      <w:r>
-        <w:rPr>
-          <w:sz w:val="26"/>
-          <w:szCs w:val="26"/>
-        </w:rPr>
-        <w:t>ê</w:t>
-      </w:r>
-      <w:r>
-        <w:rPr>
-          <w:sz w:val="26"/>
-          <w:szCs w:val="26"/>
-        </w:rPr>
-        <w:t>n</w:t>
-      </w:r>
-      <w:r>
-        <w:rPr>
-          <w:sz w:val="26"/>
-          <w:szCs w:val="26"/>
-        </w:rPr>
+        <w:t xml:space="preserve"> trên</w:t>
+      </w:r>
+      <w:r>
         <w:t>./.</w:t>
       </w:r>
     </w:p>
@@ -2878,8 +1814,8 @@
         <w:tblLook w:val="01E0" w:firstRow="1" w:lastRow="1" w:firstColumn="1" w:lastColumn="1" w:noHBand="0" w:noVBand="0"/>
       </w:tblPr>
       <w:tblGrid>
-        <w:gridCol w:w="5169"/>
-        <w:gridCol w:w="4119"/>
+        <w:gridCol w:w="5168"/>
+        <w:gridCol w:w="4120"/>
       </w:tblGrid>
       <w:tr>
         <w:trPr>
@@ -3032,14 +1968,12 @@
               <w:rPr>
                 <w:b/>
                 <w:bCs/>
-                <w:sz w:val="26"/>
               </w:rPr>
             </w:pPr>
             <w:r>
               <w:rPr>
                 <w:b/>
                 <w:bCs/>
-                <w:sz w:val="26"/>
               </w:rPr>
               <w:t xml:space="preserve">TRƯỞNG CÔNG AN </w:t>
             </w:r>
@@ -3101,8 +2035,8 @@
           <w:noProof/>
         </w:rPr>
         <w:lastRenderedPageBreak/>
-        <w:pict>
-          <v:line id="_x0000_s1047" style="position:absolute;left:0;text-align:left;z-index:251658752" from="0,.05pt" to="448pt,.05pt"/>
+        <w:pict w14:anchorId="710CB400">
+          <v:line id="_x0000_s1047" style="position:absolute;left:0;text-align:left;z-index:4" from="0,.05pt" to="448pt,.05pt"/>
         </w:pict>
       </w:r>
       <w:r>
@@ -5731,7 +4665,7 @@
 </file>
 
 <file path=word/endnotes.xml><?xml version="1.0" encoding="utf-8"?>
-<w:endnotes xmlns:wpc="http://schemas.microsoft.com/office/word/2010/wordprocessingCanvas" xmlns:cx="http://schemas.microsoft.com/office/drawing/2014/chartex" xmlns:mc="http://schemas.openxmlformats.org/markup-compatibility/2006" xmlns:o="urn:schemas-microsoft-com:office:office" xmlns:r="http://schemas.openxmlformats.org/officeDocument/2006/relationships" xmlns:m="http://schemas.openxmlformats.org/officeDocument/2006/math" xmlns:v="urn:schemas-microsoft-com:vml" xmlns:wp14="http://schemas.microsoft.com/office/word/2010/wordprocessingDrawing" xmlns:wp="http://schemas.openxmlformats.org/drawingml/2006/wordprocessingDrawing" xmlns:w10="urn:schemas-microsoft-com:office:word" xmlns:w="http://schemas.openxmlformats.org/wordprocessingml/2006/main" xmlns:w14="http://schemas.microsoft.com/office/word/2010/wordml" xmlns:w15="http://schemas.microsoft.com/office/word/2012/wordml" xmlns:w16se="http://schemas.microsoft.com/office/word/2015/wordml/symex" xmlns:wpg="http://schemas.microsoft.com/office/word/2010/wordprocessingGroup" xmlns:wpi="http://schemas.microsoft.com/office/word/2010/wordprocessingInk" xmlns:wne="http://schemas.microsoft.com/office/word/2006/wordml" xmlns:wps="http://schemas.microsoft.com/office/word/2010/wordprocessingShape" mc:Ignorable="w14 w15 w16se wp14">
+<w:endnotes xmlns:wpc="http://schemas.microsoft.com/office/word/2010/wordprocessingCanvas" xmlns:cx="http://schemas.microsoft.com/office/drawing/2014/chartex" xmlns:cx1="http://schemas.microsoft.com/office/drawing/2015/9/8/chartex" xmlns:cx2="http://schemas.microsoft.com/office/drawing/2015/10/21/chartex" xmlns:cx3="http://schemas.microsoft.com/office/drawing/2016/5/9/chartex" xmlns:cx4="http://schemas.microsoft.com/office/drawing/2016/5/10/chartex" xmlns:cx5="http://schemas.microsoft.com/office/drawing/2016/5/11/chartex" xmlns:cx6="http://schemas.microsoft.com/office/drawing/2016/5/12/chartex" xmlns:cx7="http://schemas.microsoft.com/office/drawing/2016/5/13/chartex" xmlns:cx8="http://schemas.microsoft.com/office/drawing/2016/5/14/chartex" xmlns:mc="http://schemas.openxmlformats.org/markup-compatibility/2006" xmlns:aink="http://schemas.microsoft.com/office/drawing/2016/ink" xmlns:am3d="http://schemas.microsoft.com/office/drawing/2017/model3d" xmlns:o="urn:schemas-microsoft-com:office:office" xmlns:oel="http://schemas.microsoft.com/office/2019/extlst" xmlns:r="http://schemas.openxmlformats.org/officeDocument/2006/relationships" xmlns:m="http://schemas.openxmlformats.org/officeDocument/2006/math" xmlns:v="urn:schemas-microsoft-com:vml" xmlns:wp14="http://schemas.microsoft.com/office/word/2010/wordprocessingDrawing" xmlns:wp="http://schemas.openxmlformats.org/drawingml/2006/wordprocessingDrawing" xmlns:w10="urn:schemas-microsoft-com:office:word" xmlns:w="http://schemas.openxmlformats.org/wordprocessingml/2006/main" xmlns:w14="http://schemas.microsoft.com/office/word/2010/wordml" xmlns:w15="http://schemas.microsoft.com/office/word/2012/wordml" xmlns:w16cex="http://schemas.microsoft.com/office/word/2018/wordml/cex" xmlns:w16cid="http://schemas.microsoft.com/office/word/2016/wordml/cid" xmlns:w16="http://schemas.microsoft.com/office/word/2018/wordml" xmlns:w16du="http://schemas.microsoft.com/office/word/2023/wordml/word16du" xmlns:w16sdtdh="http://schemas.microsoft.com/office/word/2020/wordml/sdtdatahash" xmlns:w16sdtfl="http://schemas.microsoft.com/office/word/2024/wordml/sdtformatlock" xmlns:w16se="http://schemas.microsoft.com/office/word/2015/wordml/symex" xmlns:wpg="http://schemas.microsoft.com/office/word/2010/wordprocessingGroup" xmlns:wpi="http://schemas.microsoft.com/office/word/2010/wordprocessingInk" xmlns:wne="http://schemas.microsoft.com/office/word/2006/wordml" xmlns:wps="http://schemas.microsoft.com/office/word/2010/wordprocessingShape" mc:Ignorable="w14 w15 w16se w16cid w16 w16cex w16sdtdh w16sdtfl w16du wp14">
   <w:endnote w:type="separator" w:id="-1">
     <w:p>
       <w:r>
@@ -5750,7 +4684,7 @@
 </file>
 
 <file path=word/footer1.xml><?xml version="1.0" encoding="utf-8"?>
-<w:ftr xmlns:wpc="http://schemas.microsoft.com/office/word/2010/wordprocessingCanvas" xmlns:cx="http://schemas.microsoft.com/office/drawing/2014/chartex" xmlns:mc="http://schemas.openxmlformats.org/markup-compatibility/2006" xmlns:o="urn:schemas-microsoft-com:office:office" xmlns:r="http://schemas.openxmlformats.org/officeDocument/2006/relationships" xmlns:m="http://schemas.openxmlformats.org/officeDocument/2006/math" xmlns:v="urn:schemas-microsoft-com:vml" xmlns:wp14="http://schemas.microsoft.com/office/word/2010/wordprocessingDrawing" xmlns:wp="http://schemas.openxmlformats.org/drawingml/2006/wordprocessingDrawing" xmlns:w10="urn:schemas-microsoft-com:office:word" xmlns:w="http://schemas.openxmlformats.org/wordprocessingml/2006/main" xmlns:w14="http://schemas.microsoft.com/office/word/2010/wordml" xmlns:w15="http://schemas.microsoft.com/office/word/2012/wordml" xmlns:w16se="http://schemas.microsoft.com/office/word/2015/wordml/symex" xmlns:wpg="http://schemas.microsoft.com/office/word/2010/wordprocessingGroup" xmlns:wpi="http://schemas.microsoft.com/office/word/2010/wordprocessingInk" xmlns:wne="http://schemas.microsoft.com/office/word/2006/wordml" xmlns:wps="http://schemas.microsoft.com/office/word/2010/wordprocessingShape" mc:Ignorable="w14 w15 w16se wp14">
+<w:ftr xmlns:wpc="http://schemas.microsoft.com/office/word/2010/wordprocessingCanvas" xmlns:cx="http://schemas.microsoft.com/office/drawing/2014/chartex" xmlns:cx1="http://schemas.microsoft.com/office/drawing/2015/9/8/chartex" xmlns:cx2="http://schemas.microsoft.com/office/drawing/2015/10/21/chartex" xmlns:cx3="http://schemas.microsoft.com/office/drawing/2016/5/9/chartex" xmlns:cx4="http://schemas.microsoft.com/office/drawing/2016/5/10/chartex" xmlns:cx5="http://schemas.microsoft.com/office/drawing/2016/5/11/chartex" xmlns:cx6="http://schemas.microsoft.com/office/drawing/2016/5/12/chartex" xmlns:cx7="http://schemas.microsoft.com/office/drawing/2016/5/13/chartex" xmlns:cx8="http://schemas.microsoft.com/office/drawing/2016/5/14/chartex" xmlns:mc="http://schemas.openxmlformats.org/markup-compatibility/2006" xmlns:aink="http://schemas.microsoft.com/office/drawing/2016/ink" xmlns:am3d="http://schemas.microsoft.com/office/drawing/2017/model3d" xmlns:o="urn:schemas-microsoft-com:office:office" xmlns:oel="http://schemas.microsoft.com/office/2019/extlst" xmlns:r="http://schemas.openxmlformats.org/officeDocument/2006/relationships" xmlns:m="http://schemas.openxmlformats.org/officeDocument/2006/math" xmlns:v="urn:schemas-microsoft-com:vml" xmlns:wp14="http://schemas.microsoft.com/office/word/2010/wordprocessingDrawing" xmlns:wp="http://schemas.openxmlformats.org/drawingml/2006/wordprocessingDrawing" xmlns:w10="urn:schemas-microsoft-com:office:word" xmlns:w="http://schemas.openxmlformats.org/wordprocessingml/2006/main" xmlns:w14="http://schemas.microsoft.com/office/word/2010/wordml" xmlns:w15="http://schemas.microsoft.com/office/word/2012/wordml" xmlns:w16cex="http://schemas.microsoft.com/office/word/2018/wordml/cex" xmlns:w16cid="http://schemas.microsoft.com/office/word/2016/wordml/cid" xmlns:w16="http://schemas.microsoft.com/office/word/2018/wordml" xmlns:w16du="http://schemas.microsoft.com/office/word/2023/wordml/word16du" xmlns:w16sdtdh="http://schemas.microsoft.com/office/word/2020/wordml/sdtdatahash" xmlns:w16sdtfl="http://schemas.microsoft.com/office/word/2024/wordml/sdtformatlock" xmlns:w16se="http://schemas.microsoft.com/office/word/2015/wordml/symex" xmlns:wpg="http://schemas.microsoft.com/office/word/2010/wordprocessingGroup" xmlns:wpi="http://schemas.microsoft.com/office/word/2010/wordprocessingInk" xmlns:wne="http://schemas.microsoft.com/office/word/2006/wordml" xmlns:wps="http://schemas.microsoft.com/office/word/2010/wordprocessingShape" mc:Ignorable="w14 w15 w16se w16cid w16 w16cex w16sdtdh w16sdtfl w16du wp14">
   <w:p>
     <w:pPr>
       <w:pStyle w:val="Footer"/>
@@ -5766,7 +4700,7 @@
 </file>
 
 <file path=word/footnotes.xml><?xml version="1.0" encoding="utf-8"?>
-<w:footnotes xmlns:wpc="http://schemas.microsoft.com/office/word/2010/wordprocessingCanvas" xmlns:cx="http://schemas.microsoft.com/office/drawing/2014/chartex" xmlns:mc="http://schemas.openxmlformats.org/markup-compatibility/2006" xmlns:o="urn:schemas-microsoft-com:office:office" xmlns:r="http://schemas.openxmlformats.org/officeDocument/2006/relationships" xmlns:m="http://schemas.openxmlformats.org/officeDocument/2006/math" xmlns:v="urn:schemas-microsoft-com:vml" xmlns:wp14="http://schemas.microsoft.com/office/word/2010/wordprocessingDrawing" xmlns:wp="http://schemas.openxmlformats.org/drawingml/2006/wordprocessingDrawing" xmlns:w10="urn:schemas-microsoft-com:office:word" xmlns:w="http://schemas.openxmlformats.org/wordprocessingml/2006/main" xmlns:w14="http://schemas.microsoft.com/office/word/2010/wordml" xmlns:w15="http://schemas.microsoft.com/office/word/2012/wordml" xmlns:w16se="http://schemas.microsoft.com/office/word/2015/wordml/symex" xmlns:wpg="http://schemas.microsoft.com/office/word/2010/wordprocessingGroup" xmlns:wpi="http://schemas.microsoft.com/office/word/2010/wordprocessingInk" xmlns:wne="http://schemas.microsoft.com/office/word/2006/wordml" xmlns:wps="http://schemas.microsoft.com/office/word/2010/wordprocessingShape" mc:Ignorable="w14 w15 w16se wp14">
+<w:footnotes xmlns:wpc="http://schemas.microsoft.com/office/word/2010/wordprocessingCanvas" xmlns:cx="http://schemas.microsoft.com/office/drawing/2014/chartex" xmlns:cx1="http://schemas.microsoft.com/office/drawing/2015/9/8/chartex" xmlns:cx2="http://schemas.microsoft.com/office/drawing/2015/10/21/chartex" xmlns:cx3="http://schemas.microsoft.com/office/drawing/2016/5/9/chartex" xmlns:cx4="http://schemas.microsoft.com/office/drawing/2016/5/10/chartex" xmlns:cx5="http://schemas.microsoft.com/office/drawing/2016/5/11/chartex" xmlns:cx6="http://schemas.microsoft.com/office/drawing/2016/5/12/chartex" xmlns:cx7="http://schemas.microsoft.com/office/drawing/2016/5/13/chartex" xmlns:cx8="http://schemas.microsoft.com/office/drawing/2016/5/14/chartex" xmlns:mc="http://schemas.openxmlformats.org/markup-compatibility/2006" xmlns:aink="http://schemas.microsoft.com/office/drawing/2016/ink" xmlns:am3d="http://schemas.microsoft.com/office/drawing/2017/model3d" xmlns:o="urn:schemas-microsoft-com:office:office" xmlns:oel="http://schemas.microsoft.com/office/2019/extlst" xmlns:r="http://schemas.openxmlformats.org/officeDocument/2006/relationships" xmlns:m="http://schemas.openxmlformats.org/officeDocument/2006/math" xmlns:v="urn:schemas-microsoft-com:vml" xmlns:wp14="http://schemas.microsoft.com/office/word/2010/wordprocessingDrawing" xmlns:wp="http://schemas.openxmlformats.org/drawingml/2006/wordprocessingDrawing" xmlns:w10="urn:schemas-microsoft-com:office:word" xmlns:w="http://schemas.openxmlformats.org/wordprocessingml/2006/main" xmlns:w14="http://schemas.microsoft.com/office/word/2010/wordml" xmlns:w15="http://schemas.microsoft.com/office/word/2012/wordml" xmlns:w16cex="http://schemas.microsoft.com/office/word/2018/wordml/cex" xmlns:w16cid="http://schemas.microsoft.com/office/word/2016/wordml/cid" xmlns:w16="http://schemas.microsoft.com/office/word/2018/wordml" xmlns:w16du="http://schemas.microsoft.com/office/word/2023/wordml/word16du" xmlns:w16sdtdh="http://schemas.microsoft.com/office/word/2020/wordml/sdtdatahash" xmlns:w16sdtfl="http://schemas.microsoft.com/office/word/2024/wordml/sdtformatlock" xmlns:w16se="http://schemas.microsoft.com/office/word/2015/wordml/symex" xmlns:wpg="http://schemas.microsoft.com/office/word/2010/wordprocessingGroup" xmlns:wpi="http://schemas.microsoft.com/office/word/2010/wordprocessingInk" xmlns:wne="http://schemas.microsoft.com/office/word/2006/wordml" xmlns:wps="http://schemas.microsoft.com/office/word/2010/wordprocessingShape" mc:Ignorable="w14 w15 w16se w16cid w16 w16cex w16sdtdh w16sdtfl w16du wp14">
   <w:footnote w:type="separator" w:id="-1">
     <w:p>
       <w:r>
@@ -5785,7 +4719,7 @@
 </file>
 
 <file path=word/header1.xml><?xml version="1.0" encoding="utf-8"?>
-<w:hdr xmlns:wpc="http://schemas.microsoft.com/office/word/2010/wordprocessingCanvas" xmlns:cx="http://schemas.microsoft.com/office/drawing/2014/chartex" xmlns:mc="http://schemas.openxmlformats.org/markup-compatibility/2006" xmlns:o="urn:schemas-microsoft-com:office:office" xmlns:r="http://schemas.openxmlformats.org/officeDocument/2006/relationships" xmlns:m="http://schemas.openxmlformats.org/officeDocument/2006/math" xmlns:v="urn:schemas-microsoft-com:vml" xmlns:wp14="http://schemas.microsoft.com/office/word/2010/wordprocessingDrawing" xmlns:wp="http://schemas.openxmlformats.org/drawingml/2006/wordprocessingDrawing" xmlns:w10="urn:schemas-microsoft-com:office:word" xmlns:w="http://schemas.openxmlformats.org/wordprocessingml/2006/main" xmlns:w14="http://schemas.microsoft.com/office/word/2010/wordml" xmlns:w15="http://schemas.microsoft.com/office/word/2012/wordml" xmlns:w16se="http://schemas.microsoft.com/office/word/2015/wordml/symex" xmlns:wpg="http://schemas.microsoft.com/office/word/2010/wordprocessingGroup" xmlns:wpi="http://schemas.microsoft.com/office/word/2010/wordprocessingInk" xmlns:wne="http://schemas.microsoft.com/office/word/2006/wordml" xmlns:wps="http://schemas.microsoft.com/office/word/2010/wordprocessingShape" mc:Ignorable="w14 w15 w16se wp14">
+<w:hdr xmlns:wpc="http://schemas.microsoft.com/office/word/2010/wordprocessingCanvas" xmlns:cx="http://schemas.microsoft.com/office/drawing/2014/chartex" xmlns:cx1="http://schemas.microsoft.com/office/drawing/2015/9/8/chartex" xmlns:cx2="http://schemas.microsoft.com/office/drawing/2015/10/21/chartex" xmlns:cx3="http://schemas.microsoft.com/office/drawing/2016/5/9/chartex" xmlns:cx4="http://schemas.microsoft.com/office/drawing/2016/5/10/chartex" xmlns:cx5="http://schemas.microsoft.com/office/drawing/2016/5/11/chartex" xmlns:cx6="http://schemas.microsoft.com/office/drawing/2016/5/12/chartex" xmlns:cx7="http://schemas.microsoft.com/office/drawing/2016/5/13/chartex" xmlns:cx8="http://schemas.microsoft.com/office/drawing/2016/5/14/chartex" xmlns:mc="http://schemas.openxmlformats.org/markup-compatibility/2006" xmlns:aink="http://schemas.microsoft.com/office/drawing/2016/ink" xmlns:am3d="http://schemas.microsoft.com/office/drawing/2017/model3d" xmlns:o="urn:schemas-microsoft-com:office:office" xmlns:oel="http://schemas.microsoft.com/office/2019/extlst" xmlns:r="http://schemas.openxmlformats.org/officeDocument/2006/relationships" xmlns:m="http://schemas.openxmlformats.org/officeDocument/2006/math" xmlns:v="urn:schemas-microsoft-com:vml" xmlns:wp14="http://schemas.microsoft.com/office/word/2010/wordprocessingDrawing" xmlns:wp="http://schemas.openxmlformats.org/drawingml/2006/wordprocessingDrawing" xmlns:w10="urn:schemas-microsoft-com:office:word" xmlns:w="http://schemas.openxmlformats.org/wordprocessingml/2006/main" xmlns:w14="http://schemas.microsoft.com/office/word/2010/wordml" xmlns:w15="http://schemas.microsoft.com/office/word/2012/wordml" xmlns:w16cex="http://schemas.microsoft.com/office/word/2018/wordml/cex" xmlns:w16cid="http://schemas.microsoft.com/office/word/2016/wordml/cid" xmlns:w16="http://schemas.microsoft.com/office/word/2018/wordml" xmlns:w16du="http://schemas.microsoft.com/office/word/2023/wordml/word16du" xmlns:w16sdtdh="http://schemas.microsoft.com/office/word/2020/wordml/sdtdatahash" xmlns:w16sdtfl="http://schemas.microsoft.com/office/word/2024/wordml/sdtformatlock" xmlns:w16se="http://schemas.microsoft.com/office/word/2015/wordml/symex" xmlns:wpg="http://schemas.microsoft.com/office/word/2010/wordprocessingGroup" xmlns:wpi="http://schemas.microsoft.com/office/word/2010/wordprocessingInk" xmlns:wne="http://schemas.microsoft.com/office/word/2006/wordml" xmlns:wps="http://schemas.microsoft.com/office/word/2010/wordprocessingShape" mc:Ignorable="w14 w15 w16se w16cid w16 w16cex w16sdtdh w16sdtfl w16du wp14">
   <w:p>
     <w:pPr>
       <w:pStyle w:val="Header"/>
@@ -5854,7 +4788,7 @@
 </file>
 
 <file path=word/styles.xml><?xml version="1.0" encoding="utf-8"?>
-<w:styles xmlns:mc="http://schemas.openxmlformats.org/markup-compatibility/2006" xmlns:r="http://schemas.openxmlformats.org/officeDocument/2006/relationships" xmlns:w="http://schemas.openxmlformats.org/wordprocessingml/2006/main" xmlns:w14="http://schemas.microsoft.com/office/word/2010/wordml" xmlns:w15="http://schemas.microsoft.com/office/word/2012/wordml" xmlns:w16se="http://schemas.microsoft.com/office/word/2015/wordml/symex" mc:Ignorable="w14 w15 w16se">
+<w:styles xmlns:mc="http://schemas.openxmlformats.org/markup-compatibility/2006" xmlns:r="http://schemas.openxmlformats.org/officeDocument/2006/relationships" xmlns:w="http://schemas.openxmlformats.org/wordprocessingml/2006/main" xmlns:w14="http://schemas.microsoft.com/office/word/2010/wordml" xmlns:w15="http://schemas.microsoft.com/office/word/2012/wordml" xmlns:w16cex="http://schemas.microsoft.com/office/word/2018/wordml/cex" xmlns:w16cid="http://schemas.microsoft.com/office/word/2016/wordml/cid" xmlns:w16="http://schemas.microsoft.com/office/word/2018/wordml" xmlns:w16du="http://schemas.microsoft.com/office/word/2023/wordml/word16du" xmlns:w16sdtdh="http://schemas.microsoft.com/office/word/2020/wordml/sdtdatahash" xmlns:w16sdtfl="http://schemas.microsoft.com/office/word/2024/wordml/sdtformatlock" xmlns:w16se="http://schemas.microsoft.com/office/word/2015/wordml/symex" mc:Ignorable="w14 w15 w16se w16cid w16 w16cex w16sdtdh w16sdtfl w16du">
   <w:docDefaults>
     <w:rPrDefault>
       <w:rPr>
@@ -5864,7 +4798,7 @@
     </w:rPrDefault>
     <w:pPrDefault/>
   </w:docDefaults>
-  <w:latentStyles w:defLockedState="0" w:defUIPriority="0" w:defSemiHidden="0" w:defUnhideWhenUsed="0" w:defQFormat="0" w:count="371">
+  <w:latentStyles w:defLockedState="0" w:defUIPriority="0" w:defSemiHidden="0" w:defUnhideWhenUsed="0" w:defQFormat="0" w:count="376">
     <w:lsdException w:name="Normal" w:qFormat="1"/>
     <w:lsdException w:name="heading 1" w:qFormat="1"/>
     <w:lsdException w:name="heading 2" w:semiHidden="1" w:unhideWhenUsed="1" w:qFormat="1"/>
@@ -5882,6 +4816,50 @@
     <w:lsdException w:name="Subtitle" w:qFormat="1"/>
     <w:lsdException w:name="Strong" w:qFormat="1"/>
     <w:lsdException w:name="Emphasis" w:qFormat="1"/>
+    <w:lsdException w:name="Normal Table" w:semiHidden="1" w:unhideWhenUsed="1"/>
+    <w:lsdException w:name="Table Simple 1" w:semiHidden="1" w:unhideWhenUsed="1"/>
+    <w:lsdException w:name="Table Simple 2" w:semiHidden="1" w:unhideWhenUsed="1"/>
+    <w:lsdException w:name="Table Simple 3" w:semiHidden="1" w:unhideWhenUsed="1"/>
+    <w:lsdException w:name="Table Classic 1" w:semiHidden="1" w:unhideWhenUsed="1"/>
+    <w:lsdException w:name="Table Classic 2" w:semiHidden="1" w:unhideWhenUsed="1"/>
+    <w:lsdException w:name="Table Classic 3" w:semiHidden="1" w:unhideWhenUsed="1"/>
+    <w:lsdException w:name="Table Classic 4" w:semiHidden="1" w:unhideWhenUsed="1"/>
+    <w:lsdException w:name="Table Colorful 1" w:semiHidden="1" w:unhideWhenUsed="1"/>
+    <w:lsdException w:name="Table Colorful 2" w:semiHidden="1" w:unhideWhenUsed="1"/>
+    <w:lsdException w:name="Table Colorful 3" w:semiHidden="1" w:unhideWhenUsed="1"/>
+    <w:lsdException w:name="Table Columns 1" w:semiHidden="1" w:unhideWhenUsed="1"/>
+    <w:lsdException w:name="Table Columns 2" w:semiHidden="1" w:unhideWhenUsed="1"/>
+    <w:lsdException w:name="Table Columns 3" w:semiHidden="1" w:unhideWhenUsed="1"/>
+    <w:lsdException w:name="Table Columns 4" w:semiHidden="1" w:unhideWhenUsed="1"/>
+    <w:lsdException w:name="Table Columns 5" w:semiHidden="1" w:unhideWhenUsed="1"/>
+    <w:lsdException w:name="Table Grid 1" w:semiHidden="1" w:unhideWhenUsed="1"/>
+    <w:lsdException w:name="Table Grid 2" w:semiHidden="1" w:unhideWhenUsed="1"/>
+    <w:lsdException w:name="Table Grid 3" w:semiHidden="1" w:unhideWhenUsed="1"/>
+    <w:lsdException w:name="Table Grid 4" w:semiHidden="1" w:unhideWhenUsed="1"/>
+    <w:lsdException w:name="Table Grid 5" w:semiHidden="1" w:unhideWhenUsed="1"/>
+    <w:lsdException w:name="Table Grid 6" w:semiHidden="1" w:unhideWhenUsed="1"/>
+    <w:lsdException w:name="Table Grid 7" w:semiHidden="1" w:unhideWhenUsed="1"/>
+    <w:lsdException w:name="Table Grid 8" w:semiHidden="1" w:unhideWhenUsed="1"/>
+    <w:lsdException w:name="Table List 1" w:semiHidden="1" w:unhideWhenUsed="1"/>
+    <w:lsdException w:name="Table List 2" w:semiHidden="1" w:unhideWhenUsed="1"/>
+    <w:lsdException w:name="Table List 3" w:semiHidden="1" w:unhideWhenUsed="1"/>
+    <w:lsdException w:name="Table List 4" w:semiHidden="1" w:unhideWhenUsed="1"/>
+    <w:lsdException w:name="Table List 5" w:semiHidden="1" w:unhideWhenUsed="1"/>
+    <w:lsdException w:name="Table List 6" w:semiHidden="1" w:unhideWhenUsed="1"/>
+    <w:lsdException w:name="Table List 7" w:semiHidden="1" w:unhideWhenUsed="1"/>
+    <w:lsdException w:name="Table List 8" w:semiHidden="1" w:unhideWhenUsed="1"/>
+    <w:lsdException w:name="Table 3D effects 1" w:semiHidden="1" w:unhideWhenUsed="1"/>
+    <w:lsdException w:name="Table 3D effects 2" w:semiHidden="1" w:unhideWhenUsed="1"/>
+    <w:lsdException w:name="Table 3D effects 3" w:semiHidden="1" w:unhideWhenUsed="1"/>
+    <w:lsdException w:name="Table Contemporary" w:semiHidden="1" w:unhideWhenUsed="1"/>
+    <w:lsdException w:name="Table Elegant" w:semiHidden="1" w:unhideWhenUsed="1"/>
+    <w:lsdException w:name="Table Professional" w:semiHidden="1" w:unhideWhenUsed="1"/>
+    <w:lsdException w:name="Table Subtle 1" w:semiHidden="1" w:unhideWhenUsed="1"/>
+    <w:lsdException w:name="Table Subtle 2" w:semiHidden="1" w:unhideWhenUsed="1"/>
+    <w:lsdException w:name="Table Web 1" w:semiHidden="1" w:unhideWhenUsed="1"/>
+    <w:lsdException w:name="Table Web 2" w:semiHidden="1" w:unhideWhenUsed="1"/>
+    <w:lsdException w:name="Table Web 3" w:semiHidden="1" w:unhideWhenUsed="1"/>
+    <w:lsdException w:name="Table Theme" w:semiHidden="1" w:unhideWhenUsed="1"/>
     <w:lsdException w:name="Placeholder Text" w:semiHidden="1" w:uiPriority="99"/>
     <w:lsdException w:name="No Spacing" w:uiPriority="1" w:qFormat="1"/>
     <w:lsdException w:name="Light Shading" w:uiPriority="60"/>
@@ -6097,6 +5075,11 @@
     <w:lsdException w:name="List Table 5 Dark Accent 6" w:uiPriority="50"/>
     <w:lsdException w:name="List Table 6 Colorful Accent 6" w:uiPriority="51"/>
     <w:lsdException w:name="List Table 7 Colorful Accent 6" w:uiPriority="52"/>
+    <w:lsdException w:name="Mention" w:semiHidden="1" w:uiPriority="99" w:unhideWhenUsed="1"/>
+    <w:lsdException w:name="Smart Hyperlink" w:semiHidden="1" w:uiPriority="99" w:unhideWhenUsed="1"/>
+    <w:lsdException w:name="Hashtag" w:semiHidden="1" w:uiPriority="99" w:unhideWhenUsed="1"/>
+    <w:lsdException w:name="Unresolved Mention" w:semiHidden="1" w:uiPriority="99" w:unhideWhenUsed="1"/>
+    <w:lsdException w:name="Smart Link" w:semiHidden="1" w:uiPriority="99" w:unhideWhenUsed="1"/>
   </w:latentStyles>
   <w:style w:type="paragraph" w:default="1" w:styleId="Normal">
     <w:name w:val="Normal"/>
@@ -6151,11 +5134,15 @@
   </w:style>
   <w:style w:type="character" w:default="1" w:styleId="DefaultParagraphFont">
     <w:name w:val="Default Paragraph Font"/>
+    <w:uiPriority w:val="1"/>
     <w:semiHidden/>
+    <w:unhideWhenUsed/>
   </w:style>
   <w:style w:type="table" w:default="1" w:styleId="TableNormal">
     <w:name w:val="Normal Table"/>
+    <w:uiPriority w:val="99"/>
     <w:semiHidden/>
+    <w:unhideWhenUsed/>
     <w:tblPr>
       <w:tblInd w:w="0" w:type="dxa"/>
       <w:tblCellMar>
@@ -6168,7 +5155,9 @@
   </w:style>
   <w:style w:type="numbering" w:default="1" w:styleId="NoList">
     <w:name w:val="No List"/>
+    <w:uiPriority w:val="99"/>
     <w:semiHidden/>
+    <w:unhideWhenUsed/>
   </w:style>
   <w:style w:type="paragraph" w:styleId="BodyTextIndent3">
     <w:name w:val="Body Text Indent 3"/>
@@ -6316,9 +5305,8 @@
     </w:rPr>
   </w:style>
   <w:style w:type="paragraph" w:customStyle="1" w:styleId="CharChar10">
-    <w:name w:val=" Char Char10"/>
+    <w:name w:val="Char Char10"/>
     <w:basedOn w:val="Normal"/>
-    <w:link w:val="DefaultParagraphFont"/>
     <w:rsid w:val="00572301"/>
     <w:pPr>
       <w:spacing w:after="160" w:line="240" w:lineRule="exact"/>
